--- a/SITP/DSA-Notes/M03_Strings.docx
+++ b/SITP/DSA-Notes/M03_Strings.docx
@@ -60,7 +60,7 @@
         </w:p>
       </w:sdtContent>
     </w:sdt>
-    <w:bookmarkStart w:id="81" w:name="module-3-strings"/>
+    <w:bookmarkStart w:id="84" w:name="module-3-strings"/>
     <w:p>
       <w:pPr>
         <w:pStyle w:val="Heading1"/>
@@ -318,7 +318,7 @@
       </w:r>
     </w:p>
     <w:bookmarkEnd w:id="12"/>
-    <w:bookmarkStart w:id="19" w:name="string-basics"/>
+    <w:bookmarkStart w:id="21" w:name="string-basics"/>
     <w:p>
       <w:pPr>
         <w:pStyle w:val="Heading2"/>
@@ -1054,13 +1054,13 @@
       </w:r>
     </w:p>
     <w:bookmarkEnd w:id="17"/>
-    <w:bookmarkStart w:id="18" w:name="mcqs"/>
+    <w:bookmarkStart w:id="18" w:name="Xc4790e9ca932686e697184f98be4ef95ebbcb32"/>
     <w:p>
       <w:pPr>
         <w:pStyle w:val="Heading3"/>
       </w:pPr>
       <w:r>
-        <w:t xml:space="preserve">MCQs</w:t>
+        <w:t xml:space="preserve">Substring vs Subsequence (do not confuse these)</w:t>
       </w:r>
     </w:p>
     <w:p>
@@ -1073,25 +1073,56 @@
       </w:pPr>
       <w:r>
         <w:rPr>
-          <w:rStyle w:val="VerbatimChar"/>
-        </w:rPr>
-        <w:t xml:space="preserve">s += c</w:t>
-      </w:r>
-      <w:r>
-        <w:t xml:space="preserve"> </w:t>
-      </w:r>
-      <w:r>
-        <w:t xml:space="preserve">inside a loop on an immutable string is? →</w:t>
-      </w:r>
-      <w:r>
-        <w:t xml:space="preserve"> </w:t>
-      </w:r>
-      <w:r>
-        <w:rPr>
-          <w:b/>
-          <w:bCs/>
-        </w:rPr>
-        <w:t xml:space="preserve">O(n²)</w:t>
+          <w:b/>
+          <w:bCs/>
+        </w:rPr>
+        <w:t xml:space="preserve">Substring</w:t>
+      </w:r>
+      <w:r>
+        <w:t xml:space="preserve"> </w:t>
+      </w:r>
+      <w:r>
+        <w:t xml:space="preserve">= a</w:t>
+      </w:r>
+      <w:r>
+        <w:t xml:space="preserve"> </w:t>
+      </w:r>
+      <w:r>
+        <w:rPr>
+          <w:b/>
+          <w:bCs/>
+        </w:rPr>
+        <w:t xml:space="preserve">contiguous</w:t>
+      </w:r>
+      <w:r>
+        <w:t xml:space="preserve"> </w:t>
+      </w:r>
+      <w:r>
+        <w:t xml:space="preserve">slice:</w:t>
+      </w:r>
+      <w:r>
+        <w:t xml:space="preserve"> </w:t>
+      </w:r>
+      <w:r>
+        <w:rPr>
+          <w:rStyle w:val="VerbatimChar"/>
+        </w:rPr>
+        <w:t xml:space="preserve">"ell"</w:t>
+      </w:r>
+      <w:r>
+        <w:t xml:space="preserve"> </w:t>
+      </w:r>
+      <w:r>
+        <w:t xml:space="preserve">is a substring of</w:t>
+      </w:r>
+      <w:r>
+        <w:t xml:space="preserve"> </w:t>
+      </w:r>
+      <w:r>
+        <w:rPr>
+          <w:rStyle w:val="VerbatimChar"/>
+        </w:rPr>
+        <w:t xml:space="preserve">"hello"</w:t>
       </w:r>
       <w:r>
         <w:t xml:space="preserve">.</w:t>
@@ -1107,6 +1138,503 @@
       </w:pPr>
       <w:r>
         <w:rPr>
+          <w:b/>
+          <w:bCs/>
+        </w:rPr>
+        <w:t xml:space="preserve">Subsequence</w:t>
+      </w:r>
+      <w:r>
+        <w:t xml:space="preserve"> </w:t>
+      </w:r>
+      <w:r>
+        <w:t xml:space="preserve">= characters in order but</w:t>
+      </w:r>
+      <w:r>
+        <w:t xml:space="preserve"> </w:t>
+      </w:r>
+      <w:r>
+        <w:rPr>
+          <w:b/>
+          <w:bCs/>
+        </w:rPr>
+        <w:t xml:space="preserve">gaps allowed</w:t>
+      </w:r>
+      <w:r>
+        <w:t xml:space="preserve">:</w:t>
+      </w:r>
+      <w:r>
+        <w:t xml:space="preserve"> </w:t>
+      </w:r>
+      <w:r>
+        <w:rPr>
+          <w:rStyle w:val="VerbatimChar"/>
+        </w:rPr>
+        <w:t xml:space="preserve">"hlo"</w:t>
+      </w:r>
+      <w:r>
+        <w:t xml:space="preserve"> </w:t>
+      </w:r>
+      <w:r>
+        <w:t xml:space="preserve">is a</w:t>
+      </w:r>
+      <w:r>
+        <w:t xml:space="preserve"> </w:t>
+      </w:r>
+      <w:r>
+        <w:t xml:space="preserve">subsequence of</w:t>
+      </w:r>
+      <w:r>
+        <w:t xml:space="preserve"> </w:t>
+      </w:r>
+      <w:r>
+        <w:rPr>
+          <w:rStyle w:val="VerbatimChar"/>
+        </w:rPr>
+        <w:t xml:space="preserve">"hello"</w:t>
+      </w:r>
+      <w:r>
+        <w:t xml:space="preserve"> </w:t>
+      </w:r>
+      <w:r>
+        <w:t xml:space="preserve">(drop some letters), but</w:t>
+      </w:r>
+      <w:r>
+        <w:t xml:space="preserve"> </w:t>
+      </w:r>
+      <w:r>
+        <w:rPr>
+          <w:b/>
+          <w:bCs/>
+        </w:rPr>
+        <w:t xml:space="preserve">not</w:t>
+      </w:r>
+      <w:r>
+        <w:t xml:space="preserve"> </w:t>
+      </w:r>
+      <w:r>
+        <w:t xml:space="preserve">a substring.</w:t>
+      </w:r>
+    </w:p>
+    <w:p>
+      <w:pPr>
+        <w:pStyle w:val="FirstParagraph"/>
+      </w:pPr>
+      <w:r>
+        <w:t xml:space="preserve">A string of length</w:t>
+      </w:r>
+      <w:r>
+        <w:t xml:space="preserve"> </w:t>
+      </w:r>
+      <w:r>
+        <w:rPr>
+          <w:rStyle w:val="VerbatimChar"/>
+        </w:rPr>
+        <w:t xml:space="preserve">n</w:t>
+      </w:r>
+      <w:r>
+        <w:t xml:space="preserve"> </w:t>
+      </w:r>
+      <w:r>
+        <w:t xml:space="preserve">has</w:t>
+      </w:r>
+      <w:r>
+        <w:t xml:space="preserve"> </w:t>
+      </w:r>
+      <w:r>
+        <w:rPr>
+          <w:rStyle w:val="VerbatimChar"/>
+        </w:rPr>
+        <w:t xml:space="preserve">n(n+1)/2</w:t>
+      </w:r>
+      <w:r>
+        <w:t xml:space="preserve"> </w:t>
+      </w:r>
+      <w:r>
+        <w:t xml:space="preserve">substrings but</w:t>
+      </w:r>
+      <w:r>
+        <w:t xml:space="preserve"> </w:t>
+      </w:r>
+      <w:r>
+        <w:rPr>
+          <w:rStyle w:val="VerbatimChar"/>
+        </w:rPr>
+        <w:t xml:space="preserve">2ⁿ</w:t>
+      </w:r>
+      <w:r>
+        <w:t xml:space="preserve"> </w:t>
+      </w:r>
+      <w:r>
+        <w:t xml:space="preserve">subsequences. This tells</w:t>
+      </w:r>
+      <w:r>
+        <w:t xml:space="preserve"> </w:t>
+      </w:r>
+      <w:r>
+        <w:t xml:space="preserve">you the tool: contiguous problems (matching, windows) use KMP/Z/sliding window;</w:t>
+      </w:r>
+      <w:r>
+        <w:t xml:space="preserve"> </w:t>
+      </w:r>
+      <w:r>
+        <w:t xml:space="preserve">non-contiguous problems (</w:t>
+      </w:r>
+      <w:r>
+        <w:rPr>
+          <w:b/>
+          <w:bCs/>
+        </w:rPr>
+        <w:t xml:space="preserve">LCS</w:t>
+      </w:r>
+      <w:r>
+        <w:t xml:space="preserve">,</w:t>
+      </w:r>
+      <w:r>
+        <w:t xml:space="preserve"> </w:t>
+      </w:r>
+      <w:r>
+        <w:rPr>
+          <w:b/>
+          <w:bCs/>
+        </w:rPr>
+        <w:t xml:space="preserve">edit distance</w:t>
+      </w:r>
+      <w:r>
+        <w:t xml:space="preserve">) need</w:t>
+      </w:r>
+      <w:r>
+        <w:t xml:space="preserve"> </w:t>
+      </w:r>
+      <w:r>
+        <w:rPr>
+          <w:b/>
+          <w:bCs/>
+        </w:rPr>
+        <w:t xml:space="preserve">DP</w:t>
+      </w:r>
+      <w:r>
+        <w:t xml:space="preserve">.</w:t>
+      </w:r>
+    </w:p>
+    <w:p>
+      <w:pPr>
+        <w:pStyle w:val="BlockText"/>
+      </w:pPr>
+      <w:r>
+        <w:rPr>
+          <w:b/>
+          <w:bCs/>
+        </w:rPr>
+        <w:t xml:space="preserve">Memory hook:</w:t>
+      </w:r>
+      <w:r>
+        <w:t xml:space="preserve"> </w:t>
+      </w:r>
+      <w:r>
+        <w:rPr>
+          <w:i/>
+          <w:iCs/>
+        </w:rPr>
+        <w:t xml:space="preserve">subSTRING sticks together; subSEQUENCE can skip.</w:t>
+      </w:r>
+    </w:p>
+    <w:bookmarkEnd w:id="18"/>
+    <w:bookmarkStart w:id="19" w:name="edit-distance-similarity-pointer-to-dp"/>
+    <w:p>
+      <w:pPr>
+        <w:pStyle w:val="Heading3"/>
+      </w:pPr>
+      <w:r>
+        <w:t xml:space="preserve">Edit distance &amp; similarity (pointer to DP)</w:t>
+      </w:r>
+    </w:p>
+    <w:p>
+      <w:pPr>
+        <w:pStyle w:val="FirstParagraph"/>
+      </w:pPr>
+      <w:r>
+        <w:t xml:space="preserve">A very common string question is</w:t>
+      </w:r>
+      <w:r>
+        <w:t xml:space="preserve"> </w:t>
+      </w:r>
+      <w:r>
+        <w:rPr>
+          <w:i/>
+          <w:iCs/>
+        </w:rPr>
+        <w:t xml:space="preserve">“how many single-character edits (insert,</w:t>
+      </w:r>
+      <w:r>
+        <w:rPr>
+          <w:i/>
+          <w:iCs/>
+        </w:rPr>
+        <w:t xml:space="preserve"> </w:t>
+      </w:r>
+      <w:r>
+        <w:rPr>
+          <w:i/>
+          <w:iCs/>
+        </w:rPr>
+        <w:t xml:space="preserve">delete, replace) turn string A into string B?”</w:t>
+      </w:r>
+      <w:r>
+        <w:t xml:space="preserve"> </w:t>
+      </w:r>
+      <w:r>
+        <w:t xml:space="preserve">— the</w:t>
+      </w:r>
+      <w:r>
+        <w:t xml:space="preserve"> </w:t>
+      </w:r>
+      <w:r>
+        <w:rPr>
+          <w:b/>
+          <w:bCs/>
+        </w:rPr>
+        <w:t xml:space="preserve">edit (Levenshtein)</w:t>
+      </w:r>
+      <w:r>
+        <w:rPr>
+          <w:b/>
+          <w:bCs/>
+        </w:rPr>
+        <w:t xml:space="preserve"> </w:t>
+      </w:r>
+      <w:r>
+        <w:rPr>
+          <w:b/>
+          <w:bCs/>
+        </w:rPr>
+        <w:t xml:space="preserve">distance</w:t>
+      </w:r>
+      <w:r>
+        <w:t xml:space="preserve">. It is not solved by pattern matching; it is a classic</w:t>
+      </w:r>
+      <w:r>
+        <w:t xml:space="preserve"> </w:t>
+      </w:r>
+      <w:r>
+        <w:rPr>
+          <w:b/>
+          <w:bCs/>
+        </w:rPr>
+        <w:t xml:space="preserve">2D DP</w:t>
+      </w:r>
+      <w:r>
+        <w:t xml:space="preserve"> </w:t>
+      </w:r>
+      <w:r>
+        <w:t xml:space="preserve">over</w:t>
+      </w:r>
+      <w:r>
+        <w:t xml:space="preserve"> </w:t>
+      </w:r>
+      <w:r>
+        <w:t xml:space="preserve">the two strings,</w:t>
+      </w:r>
+      <w:r>
+        <w:t xml:space="preserve"> </w:t>
+      </w:r>
+      <w:r>
+        <w:rPr>
+          <w:rStyle w:val="VerbatimChar"/>
+        </w:rPr>
+        <w:t xml:space="preserve">O(n·m)</w:t>
+      </w:r>
+      <w:r>
+        <w:t xml:space="preserve"> </w:t>
+      </w:r>
+      <w:r>
+        <w:t xml:space="preserve">time. The closely related</w:t>
+      </w:r>
+      <w:r>
+        <w:t xml:space="preserve"> </w:t>
+      </w:r>
+      <w:r>
+        <w:rPr>
+          <w:b/>
+          <w:bCs/>
+        </w:rPr>
+        <w:t xml:space="preserve">Longest Common</w:t>
+      </w:r>
+      <w:r>
+        <w:rPr>
+          <w:b/>
+          <w:bCs/>
+        </w:rPr>
+        <w:t xml:space="preserve"> </w:t>
+      </w:r>
+      <w:r>
+        <w:rPr>
+          <w:b/>
+          <w:bCs/>
+        </w:rPr>
+        <w:t xml:space="preserve">Subsequence (LCS)</w:t>
+      </w:r>
+      <w:r>
+        <w:t xml:space="preserve"> </w:t>
+      </w:r>
+      <w:r>
+        <w:t xml:space="preserve">is also 2D DP. Both are covered fully in</w:t>
+      </w:r>
+      <w:r>
+        <w:t xml:space="preserve"> </w:t>
+      </w:r>
+      <w:r>
+        <w:rPr>
+          <w:b/>
+          <w:bCs/>
+        </w:rPr>
+        <w:t xml:space="preserve">Module 14 (Dynamic</w:t>
+      </w:r>
+      <w:r>
+        <w:rPr>
+          <w:b/>
+          <w:bCs/>
+        </w:rPr>
+        <w:t xml:space="preserve"> </w:t>
+      </w:r>
+      <w:r>
+        <w:rPr>
+          <w:b/>
+          <w:bCs/>
+        </w:rPr>
+        <w:t xml:space="preserve">Programming)</w:t>
+      </w:r>
+      <w:r>
+        <w:t xml:space="preserve"> </w:t>
+      </w:r>
+      <w:r>
+        <w:t xml:space="preserve">— here just recognise the trigger words:</w:t>
+      </w:r>
+      <w:r>
+        <w:t xml:space="preserve"> </w:t>
+      </w:r>
+      <w:r>
+        <w:rPr>
+          <w:i/>
+          <w:iCs/>
+        </w:rPr>
+        <w:t xml:space="preserve">“minimum edits”</w:t>
+      </w:r>
+      <w:r>
+        <w:rPr>
+          <w:i/>
+          <w:iCs/>
+        </w:rPr>
+        <w:t xml:space="preserve">,</w:t>
+      </w:r>
+      <w:r>
+        <w:rPr>
+          <w:i/>
+          <w:iCs/>
+        </w:rPr>
+        <w:t xml:space="preserve"> </w:t>
+      </w:r>
+      <w:r>
+        <w:rPr>
+          <w:i/>
+          <w:iCs/>
+        </w:rPr>
+        <w:t xml:space="preserve">“transform one string into another”</w:t>
+      </w:r>
+      <w:r>
+        <w:rPr>
+          <w:i/>
+          <w:iCs/>
+        </w:rPr>
+        <w:t xml:space="preserve">,</w:t>
+      </w:r>
+      <w:r>
+        <w:rPr>
+          <w:i/>
+          <w:iCs/>
+        </w:rPr>
+        <w:t xml:space="preserve"> </w:t>
+      </w:r>
+      <w:r>
+        <w:rPr>
+          <w:i/>
+          <w:iCs/>
+        </w:rPr>
+        <w:t xml:space="preserve">“longest common …”</w:t>
+      </w:r>
+      <w:r>
+        <w:t xml:space="preserve"> </w:t>
+      </w:r>
+      <w:r>
+        <w:t xml:space="preserve">→</w:t>
+      </w:r>
+      <w:r>
+        <w:t xml:space="preserve"> </w:t>
+      </w:r>
+      <w:r>
+        <w:rPr>
+          <w:b/>
+          <w:bCs/>
+        </w:rPr>
+        <w:t xml:space="preserve">DP, not KMP</w:t>
+      </w:r>
+      <w:r>
+        <w:t xml:space="preserve">.</w:t>
+      </w:r>
+    </w:p>
+    <w:bookmarkEnd w:id="19"/>
+    <w:bookmarkStart w:id="20" w:name="mcqs"/>
+    <w:p>
+      <w:pPr>
+        <w:pStyle w:val="Heading3"/>
+      </w:pPr>
+      <w:r>
+        <w:t xml:space="preserve">MCQs</w:t>
+      </w:r>
+    </w:p>
+    <w:p>
+      <w:pPr>
+        <w:pStyle w:val="Compact"/>
+        <w:numPr>
+          <w:ilvl w:val="0"/>
+          <w:numId w:val="1005"/>
+        </w:numPr>
+      </w:pPr>
+      <w:r>
+        <w:rPr>
+          <w:rStyle w:val="VerbatimChar"/>
+        </w:rPr>
+        <w:t xml:space="preserve">s += c</w:t>
+      </w:r>
+      <w:r>
+        <w:t xml:space="preserve"> </w:t>
+      </w:r>
+      <w:r>
+        <w:t xml:space="preserve">inside a loop on an immutable string is? →</w:t>
+      </w:r>
+      <w:r>
+        <w:t xml:space="preserve"> </w:t>
+      </w:r>
+      <w:r>
+        <w:rPr>
+          <w:b/>
+          <w:bCs/>
+        </w:rPr>
+        <w:t xml:space="preserve">O(n²)</w:t>
+      </w:r>
+      <w:r>
+        <w:t xml:space="preserve">.</w:t>
+      </w:r>
+    </w:p>
+    <w:p>
+      <w:pPr>
+        <w:pStyle w:val="Compact"/>
+        <w:numPr>
+          <w:ilvl w:val="0"/>
+          <w:numId w:val="1005"/>
+        </w:numPr>
+      </w:pPr>
+      <w:r>
+        <w:rPr>
           <w:rStyle w:val="VerbatimChar"/>
         </w:rPr>
         <w:t xml:space="preserve">c - 'a'</w:t>
@@ -1136,7 +1664,7 @@
         <w:pStyle w:val="Compact"/>
         <w:numPr>
           <w:ilvl w:val="0"/>
-          <w:numId w:val="1004"/>
+          <w:numId w:val="1005"/>
         </w:numPr>
       </w:pPr>
       <w:r>
@@ -1157,6 +1685,95 @@
       </w:r>
       <w:r>
         <w:t xml:space="preserve">(26 counts).</w:t>
+      </w:r>
+    </w:p>
+    <w:p>
+      <w:pPr>
+        <w:pStyle w:val="Compact"/>
+        <w:numPr>
+          <w:ilvl w:val="0"/>
+          <w:numId w:val="1005"/>
+        </w:numPr>
+      </w:pPr>
+      <w:r>
+        <w:t xml:space="preserve">Is</w:t>
+      </w:r>
+      <w:r>
+        <w:t xml:space="preserve"> </w:t>
+      </w:r>
+      <w:r>
+        <w:rPr>
+          <w:rStyle w:val="VerbatimChar"/>
+        </w:rPr>
+        <w:t xml:space="preserve">"hlo"</w:t>
+      </w:r>
+      <w:r>
+        <w:t xml:space="preserve"> </w:t>
+      </w:r>
+      <w:r>
+        <w:t xml:space="preserve">a substring or subsequence of</w:t>
+      </w:r>
+      <w:r>
+        <w:t xml:space="preserve"> </w:t>
+      </w:r>
+      <w:r>
+        <w:rPr>
+          <w:rStyle w:val="VerbatimChar"/>
+        </w:rPr>
+        <w:t xml:space="preserve">"hello"</w:t>
+      </w:r>
+      <w:r>
+        <w:t xml:space="preserve">? →</w:t>
+      </w:r>
+      <w:r>
+        <w:t xml:space="preserve"> </w:t>
+      </w:r>
+      <w:r>
+        <w:rPr>
+          <w:b/>
+          <w:bCs/>
+        </w:rPr>
+        <w:t xml:space="preserve">subsequence</w:t>
+      </w:r>
+      <w:r>
+        <w:t xml:space="preserve">.</w:t>
+      </w:r>
+    </w:p>
+    <w:p>
+      <w:pPr>
+        <w:pStyle w:val="Compact"/>
+        <w:numPr>
+          <w:ilvl w:val="0"/>
+          <w:numId w:val="1005"/>
+        </w:numPr>
+      </w:pPr>
+      <w:r>
+        <w:t xml:space="preserve">“Minimum edits to change A into B”</w:t>
+      </w:r>
+      <w:r>
+        <w:t xml:space="preserve"> </w:t>
+      </w:r>
+      <w:r>
+        <w:t xml:space="preserve">is solved by? →</w:t>
+      </w:r>
+      <w:r>
+        <w:t xml:space="preserve"> </w:t>
+      </w:r>
+      <w:r>
+        <w:rPr>
+          <w:b/>
+          <w:bCs/>
+        </w:rPr>
+        <w:t xml:space="preserve">DP (edit distance)</w:t>
+      </w:r>
+      <w:r>
+        <w:t xml:space="preserve">, not</w:t>
+      </w:r>
+      <w:r>
+        <w:t xml:space="preserve"> </w:t>
+      </w:r>
+      <w:r>
+        <w:t xml:space="preserve">pattern matching.</w:t>
       </w:r>
     </w:p>
     <w:p>
@@ -1166,9 +1783,9 @@
         </w:pict>
       </w:r>
     </w:p>
-    <w:bookmarkEnd w:id="18"/>
-    <w:bookmarkEnd w:id="19"/>
-    <w:bookmarkStart w:id="28" w:name="X76303f87c03c3be2def74ca07cda587af30144f"/>
+    <w:bookmarkEnd w:id="20"/>
+    <w:bookmarkEnd w:id="21"/>
+    <w:bookmarkStart w:id="30" w:name="X76303f87c03c3be2def74ca07cda587af30144f"/>
     <w:p>
       <w:pPr>
         <w:pStyle w:val="Heading2"/>
@@ -1177,7 +1794,7 @@
         <w:t xml:space="preserve">3.2 String Hashing (turn a substring into a number)</w:t>
       </w:r>
     </w:p>
-    <w:bookmarkStart w:id="20" w:name="definition-1"/>
+    <w:bookmarkStart w:id="22" w:name="definition-1"/>
     <w:p>
       <w:pPr>
         <w:pStyle w:val="Heading3"/>
@@ -1272,8 +1889,8 @@
         <w:t xml:space="preserve">is a large prime modulus.</w:t>
       </w:r>
     </w:p>
-    <w:bookmarkEnd w:id="20"/>
-    <w:bookmarkStart w:id="21" w:name="intuition"/>
+    <w:bookmarkEnd w:id="22"/>
+    <w:bookmarkStart w:id="23" w:name="intuition"/>
     <w:p>
       <w:pPr>
         <w:pStyle w:val="Heading3"/>
@@ -1361,190 +1978,14 @@
         <w:t xml:space="preserve">keeps the value from overflowing.</w:t>
       </w:r>
     </w:p>
-    <w:bookmarkEnd w:id="21"/>
-    <w:bookmarkStart w:id="22" w:name="why-a-prime-base-and-modulus"/>
+    <w:bookmarkEnd w:id="23"/>
+    <w:bookmarkStart w:id="24" w:name="why-a-prime-base-and-modulus"/>
     <w:p>
       <w:pPr>
         <w:pStyle w:val="Heading3"/>
       </w:pPr>
       <w:r>
         <w:t xml:space="preserve">Why a prime base and modulus?</w:t>
-      </w:r>
-    </w:p>
-    <w:p>
-      <w:pPr>
-        <w:pStyle w:val="Compact"/>
-        <w:numPr>
-          <w:ilvl w:val="0"/>
-          <w:numId w:val="1005"/>
-        </w:numPr>
-      </w:pPr>
-      <w:r>
-        <w:t xml:space="preserve">A</w:t>
-      </w:r>
-      <w:r>
-        <w:t xml:space="preserve"> </w:t>
-      </w:r>
-      <w:r>
-        <w:rPr>
-          <w:b/>
-          <w:bCs/>
-        </w:rPr>
-        <w:t xml:space="preserve">prime base</w:t>
-      </w:r>
-      <w:r>
-        <w:t xml:space="preserve"> </w:t>
-      </w:r>
-      <w:r>
-        <w:t xml:space="preserve">spreads values out and reduces accidental collisions.</w:t>
-      </w:r>
-    </w:p>
-    <w:p>
-      <w:pPr>
-        <w:pStyle w:val="Compact"/>
-        <w:numPr>
-          <w:ilvl w:val="0"/>
-          <w:numId w:val="1005"/>
-        </w:numPr>
-      </w:pPr>
-      <w:r>
-        <w:t xml:space="preserve">A</w:t>
-      </w:r>
-      <w:r>
-        <w:t xml:space="preserve"> </w:t>
-      </w:r>
-      <w:r>
-        <w:rPr>
-          <w:b/>
-          <w:bCs/>
-        </w:rPr>
-        <w:t xml:space="preserve">large prime modulus</w:t>
-      </w:r>
-      <w:r>
-        <w:t xml:space="preserve"> </w:t>
-      </w:r>
-      <w:r>
-        <w:t xml:space="preserve">keeps numbers in range and makes collisions rare.</w:t>
-      </w:r>
-    </w:p>
-    <w:p>
-      <w:pPr>
-        <w:pStyle w:val="Compact"/>
-        <w:numPr>
-          <w:ilvl w:val="0"/>
-          <w:numId w:val="1005"/>
-        </w:numPr>
-      </w:pPr>
-      <w:r>
-        <w:t xml:space="preserve">Using</w:t>
-      </w:r>
-      <w:r>
-        <w:t xml:space="preserve"> </w:t>
-      </w:r>
-      <w:r>
-        <w:rPr>
-          <w:b/>
-          <w:bCs/>
-        </w:rPr>
-        <w:t xml:space="preserve">two different mods</w:t>
-      </w:r>
-      <w:r>
-        <w:t xml:space="preserve"> </w:t>
-      </w:r>
-      <w:r>
-        <w:t xml:space="preserve">(</w:t>
-      </w:r>
-      <w:r>
-        <w:t xml:space="preserve">“double hashing”</w:t>
-      </w:r>
-      <w:r>
-        <w:t xml:space="preserve">) makes collisions astronomically</w:t>
-      </w:r>
-      <w:r>
-        <w:t xml:space="preserve"> </w:t>
-      </w:r>
-      <w:r>
-        <w:t xml:space="preserve">unlikely — a common CP trick.</w:t>
-      </w:r>
-    </w:p>
-    <w:bookmarkEnd w:id="22"/>
-    <w:bookmarkStart w:id="23" w:name="X942c598aeb718bd6d50f3a653f87e39aaa9f51c"/>
-    <w:p>
-      <w:pPr>
-        <w:pStyle w:val="Heading3"/>
-      </w:pPr>
-      <w:r>
-        <w:t xml:space="preserve">Prefix hashing → compare any substring in O(1)</w:t>
-      </w:r>
-    </w:p>
-    <w:p>
-      <w:pPr>
-        <w:pStyle w:val="FirstParagraph"/>
-      </w:pPr>
-      <w:r>
-        <w:t xml:space="preserve">Precompute prefix hashes once; then the hash of any substring</w:t>
-      </w:r>
-      <w:r>
-        <w:t xml:space="preserve"> </w:t>
-      </w:r>
-      <w:r>
-        <w:rPr>
-          <w:rStyle w:val="VerbatimChar"/>
-        </w:rPr>
-        <w:t xml:space="preserve">s[L..R]</w:t>
-      </w:r>
-      <w:r>
-        <w:t xml:space="preserve"> </w:t>
-      </w:r>
-      <w:r>
-        <w:t xml:space="preserve">is a</w:t>
-      </w:r>
-      <w:r>
-        <w:t xml:space="preserve"> </w:t>
-      </w:r>
-      <w:r>
-        <w:t xml:space="preserve">quick formula (like prefix sums, but with powers of</w:t>
-      </w:r>
-      <w:r>
-        <w:t xml:space="preserve"> </w:t>
-      </w:r>
-      <w:r>
-        <w:rPr>
-          <w:rStyle w:val="VerbatimChar"/>
-        </w:rPr>
-        <w:t xml:space="preserve">b</w:t>
-      </w:r>
-      <w:r>
-        <w:t xml:space="preserve">). This lets you compare</w:t>
-      </w:r>
-      <w:r>
-        <w:t xml:space="preserve"> </w:t>
-      </w:r>
-      <w:r>
-        <w:t xml:space="preserve">two substrings for equality in</w:t>
-      </w:r>
-      <w:r>
-        <w:t xml:space="preserve"> </w:t>
-      </w:r>
-      <w:r>
-        <w:rPr>
-          <w:b/>
-          <w:bCs/>
-        </w:rPr>
-        <w:t xml:space="preserve">O(1)</w:t>
-      </w:r>
-      <w:r>
-        <w:t xml:space="preserve">.</w:t>
-      </w:r>
-    </w:p>
-    <w:bookmarkEnd w:id="23"/>
-    <w:bookmarkStart w:id="24" w:name="complexity"/>
-    <w:p>
-      <w:pPr>
-        <w:pStyle w:val="Heading3"/>
-      </w:pPr>
-      <w:r>
-        <w:t xml:space="preserve">Complexity</w:t>
       </w:r>
     </w:p>
     <w:p>
@@ -1556,7 +1997,23 @@
         </w:numPr>
       </w:pPr>
       <w:r>
-        <w:t xml:space="preserve">Build prefix hashes: O(n)</w:t>
+        <w:t xml:space="preserve">A</w:t>
+      </w:r>
+      <w:r>
+        <w:t xml:space="preserve"> </w:t>
+      </w:r>
+      <w:r>
+        <w:rPr>
+          <w:b/>
+          <w:bCs/>
+        </w:rPr>
+        <w:t xml:space="preserve">prime base</w:t>
+      </w:r>
+      <w:r>
+        <w:t xml:space="preserve"> </w:t>
+      </w:r>
+      <w:r>
+        <w:t xml:space="preserve">spreads values out and reduces accidental collisions.</w:t>
       </w:r>
     </w:p>
     <w:p>
@@ -1568,17 +2025,143 @@
         </w:numPr>
       </w:pPr>
       <w:r>
-        <w:t xml:space="preserve">Compare any two substrings: O(1) (after precompute)</w:t>
+        <w:t xml:space="preserve">A</w:t>
+      </w:r>
+      <w:r>
+        <w:t xml:space="preserve"> </w:t>
+      </w:r>
+      <w:r>
+        <w:rPr>
+          <w:b/>
+          <w:bCs/>
+        </w:rPr>
+        <w:t xml:space="preserve">large prime modulus</w:t>
+      </w:r>
+      <w:r>
+        <w:t xml:space="preserve"> </w:t>
+      </w:r>
+      <w:r>
+        <w:t xml:space="preserve">keeps numbers in range and makes collisions rare.</w:t>
+      </w:r>
+    </w:p>
+    <w:p>
+      <w:pPr>
+        <w:pStyle w:val="Compact"/>
+        <w:numPr>
+          <w:ilvl w:val="0"/>
+          <w:numId w:val="1006"/>
+        </w:numPr>
+      </w:pPr>
+      <w:r>
+        <w:t xml:space="preserve">Using</w:t>
+      </w:r>
+      <w:r>
+        <w:t xml:space="preserve"> </w:t>
+      </w:r>
+      <w:r>
+        <w:rPr>
+          <w:b/>
+          <w:bCs/>
+        </w:rPr>
+        <w:t xml:space="preserve">two different mods</w:t>
+      </w:r>
+      <w:r>
+        <w:t xml:space="preserve"> </w:t>
+      </w:r>
+      <w:r>
+        <w:t xml:space="preserve">(</w:t>
+      </w:r>
+      <w:r>
+        <w:t xml:space="preserve">“double hashing”</w:t>
+      </w:r>
+      <w:r>
+        <w:t xml:space="preserve">) makes collisions astronomically</w:t>
+      </w:r>
+      <w:r>
+        <w:t xml:space="preserve"> </w:t>
+      </w:r>
+      <w:r>
+        <w:t xml:space="preserve">unlikely — a common CP trick.</w:t>
       </w:r>
     </w:p>
     <w:bookmarkEnd w:id="24"/>
-    <w:bookmarkStart w:id="25" w:name="when-not-to-use-risks"/>
+    <w:bookmarkStart w:id="25" w:name="X942c598aeb718bd6d50f3a653f87e39aaa9f51c"/>
     <w:p>
       <w:pPr>
         <w:pStyle w:val="Heading3"/>
       </w:pPr>
       <w:r>
-        <w:t xml:space="preserve">When NOT to use / risks</w:t>
+        <w:t xml:space="preserve">Prefix hashing → compare any substring in O(1)</w:t>
+      </w:r>
+    </w:p>
+    <w:p>
+      <w:pPr>
+        <w:pStyle w:val="FirstParagraph"/>
+      </w:pPr>
+      <w:r>
+        <w:t xml:space="preserve">Precompute prefix hashes once; then the hash of any substring</w:t>
+      </w:r>
+      <w:r>
+        <w:t xml:space="preserve"> </w:t>
+      </w:r>
+      <w:r>
+        <w:rPr>
+          <w:rStyle w:val="VerbatimChar"/>
+        </w:rPr>
+        <w:t xml:space="preserve">s[L..R]</w:t>
+      </w:r>
+      <w:r>
+        <w:t xml:space="preserve"> </w:t>
+      </w:r>
+      <w:r>
+        <w:t xml:space="preserve">is a</w:t>
+      </w:r>
+      <w:r>
+        <w:t xml:space="preserve"> </w:t>
+      </w:r>
+      <w:r>
+        <w:t xml:space="preserve">quick formula (like prefix sums, but with powers of</w:t>
+      </w:r>
+      <w:r>
+        <w:t xml:space="preserve"> </w:t>
+      </w:r>
+      <w:r>
+        <w:rPr>
+          <w:rStyle w:val="VerbatimChar"/>
+        </w:rPr>
+        <w:t xml:space="preserve">b</w:t>
+      </w:r>
+      <w:r>
+        <w:t xml:space="preserve">). This lets you compare</w:t>
+      </w:r>
+      <w:r>
+        <w:t xml:space="preserve"> </w:t>
+      </w:r>
+      <w:r>
+        <w:t xml:space="preserve">two substrings for equality in</w:t>
+      </w:r>
+      <w:r>
+        <w:t xml:space="preserve"> </w:t>
+      </w:r>
+      <w:r>
+        <w:rPr>
+          <w:b/>
+          <w:bCs/>
+        </w:rPr>
+        <w:t xml:space="preserve">O(1)</w:t>
+      </w:r>
+      <w:r>
+        <w:t xml:space="preserve">.</w:t>
+      </w:r>
+    </w:p>
+    <w:bookmarkEnd w:id="25"/>
+    <w:bookmarkStart w:id="26" w:name="complexity"/>
+    <w:p>
+      <w:pPr>
+        <w:pStyle w:val="Heading3"/>
+      </w:pPr>
+      <w:r>
+        <w:t xml:space="preserve">Complexity</w:t>
       </w:r>
     </w:p>
     <w:p>
@@ -1590,23 +2173,7 @@
         </w:numPr>
       </w:pPr>
       <w:r>
-        <w:rPr>
-          <w:b/>
-          <w:bCs/>
-        </w:rPr>
-        <w:t xml:space="preserve">Collisions:</w:t>
-      </w:r>
-      <w:r>
-        <w:t xml:space="preserve"> </w:t>
-      </w:r>
-      <w:r>
-        <w:t xml:space="preserve">two different strings sharing a hash. Mitigate with a big prime</w:t>
-      </w:r>
-      <w:r>
-        <w:t xml:space="preserve"> </w:t>
-      </w:r>
-      <w:r>
-        <w:t xml:space="preserve">mod (and double hashing). For guaranteed-correct matching, prefer KMP/Z.</w:t>
+        <w:t xml:space="preserve">Build prefix hashes: O(n)</w:t>
       </w:r>
     </w:p>
     <w:p>
@@ -1618,17 +2185,17 @@
         </w:numPr>
       </w:pPr>
       <w:r>
-        <w:t xml:space="preserve">Adversarial inputs (anti-hash tests in CP) — randomise the base.</w:t>
-      </w:r>
-    </w:p>
-    <w:bookmarkEnd w:id="25"/>
-    <w:bookmarkStart w:id="26" w:name="mcqs-1"/>
+        <w:t xml:space="preserve">Compare any two substrings: O(1) (after precompute)</w:t>
+      </w:r>
+    </w:p>
+    <w:bookmarkEnd w:id="26"/>
+    <w:bookmarkStart w:id="27" w:name="when-not-to-use-risks"/>
     <w:p>
       <w:pPr>
         <w:pStyle w:val="Heading3"/>
       </w:pPr>
       <w:r>
-        <w:t xml:space="preserve">MCQs</w:t>
+        <w:t xml:space="preserve">When NOT to use / risks</w:t>
       </w:r>
     </w:p>
     <w:p>
@@ -1640,20 +2207,23 @@
         </w:numPr>
       </w:pPr>
       <w:r>
-        <w:t xml:space="preserve">Why a prime modulus in hashing? → fewer</w:t>
-      </w:r>
-      <w:r>
-        <w:t xml:space="preserve"> </w:t>
-      </w:r>
-      <w:r>
-        <w:rPr>
-          <w:b/>
-          <w:bCs/>
-        </w:rPr>
-        <w:t xml:space="preserve">collisions</w:t>
-      </w:r>
-      <w:r>
-        <w:t xml:space="preserve">, value stays in range.</w:t>
+        <w:rPr>
+          <w:b/>
+          <w:bCs/>
+        </w:rPr>
+        <w:t xml:space="preserve">Collisions:</w:t>
+      </w:r>
+      <w:r>
+        <w:t xml:space="preserve"> </w:t>
+      </w:r>
+      <w:r>
+        <w:t xml:space="preserve">two different strings sharing a hash. Mitigate with a big prime</w:t>
+      </w:r>
+      <w:r>
+        <w:t xml:space="preserve"> </w:t>
+      </w:r>
+      <w:r>
+        <w:t xml:space="preserve">mod (and double hashing). For guaranteed-correct matching, prefer KMP/Z.</w:t>
       </w:r>
     </w:p>
     <w:p>
@@ -1665,30 +2235,17 @@
         </w:numPr>
       </w:pPr>
       <w:r>
-        <w:t xml:space="preserve">Substring equality after prefix-hash precompute? →</w:t>
-      </w:r>
-      <w:r>
-        <w:t xml:space="preserve"> </w:t>
-      </w:r>
-      <w:r>
-        <w:rPr>
-          <w:b/>
-          <w:bCs/>
-        </w:rPr>
-        <w:t xml:space="preserve">O(1)</w:t>
-      </w:r>
-      <w:r>
-        <w:t xml:space="preserve">.</w:t>
-      </w:r>
-    </w:p>
-    <w:bookmarkEnd w:id="26"/>
-    <w:bookmarkStart w:id="27" w:name="problems"/>
+        <w:t xml:space="preserve">Adversarial inputs (anti-hash tests in CP) — randomise the base.</w:t>
+      </w:r>
+    </w:p>
+    <w:bookmarkEnd w:id="27"/>
+    <w:bookmarkStart w:id="28" w:name="mcqs-1"/>
     <w:p>
       <w:pPr>
         <w:pStyle w:val="Heading3"/>
       </w:pPr>
       <w:r>
-        <w:t xml:space="preserve">Problems</w:t>
+        <w:t xml:space="preserve">MCQs</w:t>
       </w:r>
     </w:p>
     <w:p>
@@ -1697,6 +2254,66 @@
         <w:numPr>
           <w:ilvl w:val="0"/>
           <w:numId w:val="1009"/>
+        </w:numPr>
+      </w:pPr>
+      <w:r>
+        <w:t xml:space="preserve">Why a prime modulus in hashing? → fewer</w:t>
+      </w:r>
+      <w:r>
+        <w:t xml:space="preserve"> </w:t>
+      </w:r>
+      <w:r>
+        <w:rPr>
+          <w:b/>
+          <w:bCs/>
+        </w:rPr>
+        <w:t xml:space="preserve">collisions</w:t>
+      </w:r>
+      <w:r>
+        <w:t xml:space="preserve">, value stays in range.</w:t>
+      </w:r>
+    </w:p>
+    <w:p>
+      <w:pPr>
+        <w:pStyle w:val="Compact"/>
+        <w:numPr>
+          <w:ilvl w:val="0"/>
+          <w:numId w:val="1009"/>
+        </w:numPr>
+      </w:pPr>
+      <w:r>
+        <w:t xml:space="preserve">Substring equality after prefix-hash precompute? →</w:t>
+      </w:r>
+      <w:r>
+        <w:t xml:space="preserve"> </w:t>
+      </w:r>
+      <w:r>
+        <w:rPr>
+          <w:b/>
+          <w:bCs/>
+        </w:rPr>
+        <w:t xml:space="preserve">O(1)</w:t>
+      </w:r>
+      <w:r>
+        <w:t xml:space="preserve">.</w:t>
+      </w:r>
+    </w:p>
+    <w:bookmarkEnd w:id="28"/>
+    <w:bookmarkStart w:id="29" w:name="problems"/>
+    <w:p>
+      <w:pPr>
+        <w:pStyle w:val="Heading3"/>
+      </w:pPr>
+      <w:r>
+        <w:t xml:space="preserve">Problems</w:t>
+      </w:r>
+    </w:p>
+    <w:p>
+      <w:pPr>
+        <w:pStyle w:val="Compact"/>
+        <w:numPr>
+          <w:ilvl w:val="0"/>
+          <w:numId w:val="1010"/>
         </w:numPr>
       </w:pPr>
       <w:r>
@@ -1716,9 +2333,9 @@
         </w:pict>
       </w:r>
     </w:p>
-    <w:bookmarkEnd w:id="27"/>
-    <w:bookmarkEnd w:id="28"/>
-    <w:bookmarkStart w:id="34" w:name="pattern-matching-naive-the-baseline"/>
+    <w:bookmarkEnd w:id="29"/>
+    <w:bookmarkEnd w:id="30"/>
+    <w:bookmarkStart w:id="36" w:name="pattern-matching-naive-the-baseline"/>
     <w:p>
       <w:pPr>
         <w:pStyle w:val="Heading2"/>
@@ -1727,7 +2344,7 @@
         <w:t xml:space="preserve">3.3 Pattern Matching — Naive (the baseline)</w:t>
       </w:r>
     </w:p>
-    <w:bookmarkStart w:id="29" w:name="problem"/>
+    <w:bookmarkStart w:id="31" w:name="problem"/>
     <w:p>
       <w:pPr>
         <w:pStyle w:val="Heading3"/>
@@ -1794,8 +2411,8 @@
         <w:t xml:space="preserve">(length n).</w:t>
       </w:r>
     </w:p>
-    <w:bookmarkEnd w:id="29"/>
-    <w:bookmarkStart w:id="33" w:name="naive-method"/>
+    <w:bookmarkEnd w:id="31"/>
+    <w:bookmarkStart w:id="35" w:name="naive-method"/>
     <w:p>
       <w:pPr>
         <w:pStyle w:val="Heading3"/>
@@ -1839,18 +2456,18 @@
           <wp:inline>
             <wp:extent cx="5334000" cy="2723029"/>
             <wp:effectExtent b="0" l="0" r="0" t="0"/>
-            <wp:docPr descr="Naive matching: slide the pattern by one each time and re-check it fully against the text." title="" id="31" name="Picture"/>
+            <wp:docPr descr="Naive matching: slide the pattern by one each time and re-check it fully against the text." title="" id="33" name="Picture"/>
             <a:graphic>
               <a:graphicData uri="http://schemas.openxmlformats.org/drawingml/2006/picture">
                 <pic:pic>
                   <pic:nvPicPr>
-                    <pic:cNvPr descr="images/30_naive_matching.png" id="32" name="Picture"/>
+                    <pic:cNvPr descr="images/30_naive_matching.png" id="34" name="Picture"/>
                     <pic:cNvPicPr>
                       <a:picLocks noChangeArrowheads="1" noChangeAspect="1"/>
                     </pic:cNvPicPr>
                   </pic:nvPicPr>
                   <pic:blipFill>
-                    <a:blip r:embed="rId30"/>
+                    <a:blip r:embed="rId32"/>
                     <a:stretch>
                       <a:fillRect/>
                     </a:stretch>
@@ -1937,7 +2554,7 @@
         <w:pStyle w:val="Compact"/>
         <w:numPr>
           <w:ilvl w:val="0"/>
-          <w:numId w:val="1010"/>
+          <w:numId w:val="1011"/>
         </w:numPr>
       </w:pPr>
       <w:r>
@@ -1989,7 +2606,7 @@
         <w:pStyle w:val="Compact"/>
         <w:numPr>
           <w:ilvl w:val="0"/>
-          <w:numId w:val="1010"/>
+          <w:numId w:val="1011"/>
         </w:numPr>
       </w:pPr>
       <w:r>
@@ -2019,9 +2636,9 @@
         </w:pict>
       </w:r>
     </w:p>
-    <w:bookmarkEnd w:id="33"/>
-    <w:bookmarkEnd w:id="34"/>
-    <w:bookmarkStart w:id="40" w:name="rabin-karp-hashing-for-matching"/>
+    <w:bookmarkEnd w:id="35"/>
+    <w:bookmarkEnd w:id="36"/>
+    <w:bookmarkStart w:id="42" w:name="rabin-karp-hashing-for-matching"/>
     <w:p>
       <w:pPr>
         <w:pStyle w:val="Heading2"/>
@@ -2030,7 +2647,7 @@
         <w:t xml:space="preserve">3.4 Rabin-Karp (hashing for matching)</w:t>
       </w:r>
     </w:p>
-    <w:bookmarkStart w:id="38" w:name="idea"/>
+    <w:bookmarkStart w:id="40" w:name="idea"/>
     <w:p>
       <w:pPr>
         <w:pStyle w:val="Heading3"/>
@@ -2106,18 +2723,18 @@
           <wp:inline>
             <wp:extent cx="5334000" cy="2723029"/>
             <wp:effectExtent b="0" l="0" r="0" t="0"/>
-            <wp:docPr descr="Rabin-Karp: keep a rolling hash of the text window; on a hash match, verify the actual characters." title="" id="36" name="Picture"/>
+            <wp:docPr descr="Rabin-Karp: keep a rolling hash of the text window; on a hash match, verify the actual characters." title="" id="38" name="Picture"/>
             <a:graphic>
               <a:graphicData uri="http://schemas.openxmlformats.org/drawingml/2006/picture">
                 <pic:pic>
                   <pic:nvPicPr>
-                    <pic:cNvPr descr="images/31_rolling_hash.png" id="37" name="Picture"/>
+                    <pic:cNvPr descr="images/31_rolling_hash.png" id="39" name="Picture"/>
                     <pic:cNvPicPr>
                       <a:picLocks noChangeArrowheads="1" noChangeAspect="1"/>
                     </pic:cNvPicPr>
                   </pic:nvPicPr>
                   <pic:blipFill>
-                    <a:blip r:embed="rId35"/>
+                    <a:blip r:embed="rId37"/>
                     <a:stretch>
                       <a:fillRect/>
                     </a:stretch>
@@ -2231,7 +2848,7 @@
         <w:pStyle w:val="Compact"/>
         <w:numPr>
           <w:ilvl w:val="0"/>
-          <w:numId w:val="1011"/>
+          <w:numId w:val="1012"/>
         </w:numPr>
       </w:pPr>
       <w:r>
@@ -2255,93 +2872,6 @@
       </w:r>
       <w:r>
         <w:t xml:space="preserve">(mod M).</w:t>
-      </w:r>
-    </w:p>
-    <w:p>
-      <w:pPr>
-        <w:pStyle w:val="Compact"/>
-        <w:numPr>
-          <w:ilvl w:val="0"/>
-          <w:numId w:val="1011"/>
-        </w:numPr>
-      </w:pPr>
-      <w:r>
-        <w:rPr>
-          <w:b/>
-          <w:bCs/>
-        </w:rPr>
-        <w:t xml:space="preserve">Average O(n+m)</w:t>
-      </w:r>
-      <w:r>
-        <w:t xml:space="preserve">; worst O(n·m) only with many hash collisions (rare with a</w:t>
-      </w:r>
-      <w:r>
-        <w:t xml:space="preserve"> </w:t>
-      </w:r>
-      <w:r>
-        <w:t xml:space="preserve">good mod).</w:t>
-      </w:r>
-    </w:p>
-    <w:p>
-      <w:pPr>
-        <w:pStyle w:val="Compact"/>
-        <w:numPr>
-          <w:ilvl w:val="0"/>
-          <w:numId w:val="1011"/>
-        </w:numPr>
-      </w:pPr>
-      <w:r>
-        <w:rPr>
-          <w:b/>
-          <w:bCs/>
-        </w:rPr>
-        <w:t xml:space="preserve">Best for:</w:t>
-      </w:r>
-      <w:r>
-        <w:t xml:space="preserve"> </w:t>
-      </w:r>
-      <w:r>
-        <w:t xml:space="preserve">multiple-pattern search, plagiarism/duplicate detection, 2D</w:t>
-      </w:r>
-      <w:r>
-        <w:t xml:space="preserve"> </w:t>
-      </w:r>
-      <w:r>
-        <w:t xml:space="preserve">pattern search.</w:t>
-      </w:r>
-    </w:p>
-    <w:p>
-      <w:pPr>
-        <w:pStyle w:val="BlockText"/>
-      </w:pPr>
-      <w:r>
-        <w:rPr>
-          <w:b/>
-          <w:bCs/>
-        </w:rPr>
-        <w:t xml:space="preserve">Memory hook:</w:t>
-      </w:r>
-      <w:r>
-        <w:t xml:space="preserve"> </w:t>
-      </w:r>
-      <w:r>
-        <w:t xml:space="preserve">a moving train window — one car leaves the back, one enters</w:t>
-      </w:r>
-      <w:r>
-        <w:t xml:space="preserve"> </w:t>
-      </w:r>
-      <w:r>
-        <w:t xml:space="preserve">the front; you don’t recount all the cars.</w:t>
-      </w:r>
-    </w:p>
-    <w:bookmarkEnd w:id="38"/>
-    <w:bookmarkStart w:id="39" w:name="mcqs-2"/>
-    <w:p>
-      <w:pPr>
-        <w:pStyle w:val="Heading3"/>
-      </w:pPr>
-      <w:r>
-        <w:t xml:space="preserve">MCQs</w:t>
       </w:r>
     </w:p>
     <w:p>
@@ -2353,20 +2883,20 @@
         </w:numPr>
       </w:pPr>
       <w:r>
-        <w:t xml:space="preserve">Rabin-Karp average time? →</w:t>
-      </w:r>
-      <w:r>
-        <w:t xml:space="preserve"> </w:t>
-      </w:r>
-      <w:r>
-        <w:rPr>
-          <w:b/>
-          <w:bCs/>
-        </w:rPr>
-        <w:t xml:space="preserve">O(n+m)</w:t>
-      </w:r>
-      <w:r>
-        <w:t xml:space="preserve">.</w:t>
+        <w:rPr>
+          <w:b/>
+          <w:bCs/>
+        </w:rPr>
+        <w:t xml:space="preserve">Average O(n+m)</w:t>
+      </w:r>
+      <w:r>
+        <w:t xml:space="preserve">; worst O(n·m) only with many hash collisions (rare with a</w:t>
+      </w:r>
+      <w:r>
+        <w:t xml:space="preserve"> </w:t>
+      </w:r>
+      <w:r>
+        <w:t xml:space="preserve">good mod).</w:t>
       </w:r>
     </w:p>
     <w:p>
@@ -2375,6 +2905,93 @@
         <w:numPr>
           <w:ilvl w:val="0"/>
           <w:numId w:val="1012"/>
+        </w:numPr>
+      </w:pPr>
+      <w:r>
+        <w:rPr>
+          <w:b/>
+          <w:bCs/>
+        </w:rPr>
+        <w:t xml:space="preserve">Best for:</w:t>
+      </w:r>
+      <w:r>
+        <w:t xml:space="preserve"> </w:t>
+      </w:r>
+      <w:r>
+        <w:t xml:space="preserve">multiple-pattern search, plagiarism/duplicate detection, 2D</w:t>
+      </w:r>
+      <w:r>
+        <w:t xml:space="preserve"> </w:t>
+      </w:r>
+      <w:r>
+        <w:t xml:space="preserve">pattern search.</w:t>
+      </w:r>
+    </w:p>
+    <w:p>
+      <w:pPr>
+        <w:pStyle w:val="BlockText"/>
+      </w:pPr>
+      <w:r>
+        <w:rPr>
+          <w:b/>
+          <w:bCs/>
+        </w:rPr>
+        <w:t xml:space="preserve">Memory hook:</w:t>
+      </w:r>
+      <w:r>
+        <w:t xml:space="preserve"> </w:t>
+      </w:r>
+      <w:r>
+        <w:t xml:space="preserve">a moving train window — one car leaves the back, one enters</w:t>
+      </w:r>
+      <w:r>
+        <w:t xml:space="preserve"> </w:t>
+      </w:r>
+      <w:r>
+        <w:t xml:space="preserve">the front; you don’t recount all the cars.</w:t>
+      </w:r>
+    </w:p>
+    <w:bookmarkEnd w:id="40"/>
+    <w:bookmarkStart w:id="41" w:name="mcqs-2"/>
+    <w:p>
+      <w:pPr>
+        <w:pStyle w:val="Heading3"/>
+      </w:pPr>
+      <w:r>
+        <w:t xml:space="preserve">MCQs</w:t>
+      </w:r>
+    </w:p>
+    <w:p>
+      <w:pPr>
+        <w:pStyle w:val="Compact"/>
+        <w:numPr>
+          <w:ilvl w:val="0"/>
+          <w:numId w:val="1013"/>
+        </w:numPr>
+      </w:pPr>
+      <w:r>
+        <w:t xml:space="preserve">Rabin-Karp average time? →</w:t>
+      </w:r>
+      <w:r>
+        <w:t xml:space="preserve"> </w:t>
+      </w:r>
+      <w:r>
+        <w:rPr>
+          <w:b/>
+          <w:bCs/>
+        </w:rPr>
+        <w:t xml:space="preserve">O(n+m)</w:t>
+      </w:r>
+      <w:r>
+        <w:t xml:space="preserve">.</w:t>
+      </w:r>
+    </w:p>
+    <w:p>
+      <w:pPr>
+        <w:pStyle w:val="Compact"/>
+        <w:numPr>
+          <w:ilvl w:val="0"/>
+          <w:numId w:val="1013"/>
         </w:numPr>
       </w:pPr>
       <w:r>
@@ -2401,9 +3018,9 @@
         </w:pict>
       </w:r>
     </w:p>
-    <w:bookmarkEnd w:id="39"/>
-    <w:bookmarkEnd w:id="40"/>
-    <w:bookmarkStart w:id="48" w:name="kmp-knuthmorrispratt"/>
+    <w:bookmarkEnd w:id="41"/>
+    <w:bookmarkEnd w:id="42"/>
+    <w:bookmarkStart w:id="51" w:name="kmp-knuthmorrispratt"/>
     <w:p>
       <w:pPr>
         <w:pStyle w:val="Heading2"/>
@@ -2412,7 +3029,7 @@
         <w:t xml:space="preserve">3.5 KMP (Knuth–Morris–Pratt)</w:t>
       </w:r>
     </w:p>
-    <w:bookmarkStart w:id="44" w:name="the-key-insight"/>
+    <w:bookmarkStart w:id="46" w:name="the-key-insight"/>
     <w:p>
       <w:pPr>
         <w:pStyle w:val="Heading3"/>
@@ -2485,18 +3102,18 @@
           <wp:inline>
             <wp:extent cx="5334000" cy="2835088"/>
             <wp:effectExtent b="0" l="0" r="0" t="0"/>
-            <wp:docPr descr="KMP LPS array: for each position, the length of the longest proper prefix that is also a suffix; mismatches jump using it." title="" id="42" name="Picture"/>
+            <wp:docPr descr="KMP LPS array: for each position, the length of the longest proper prefix that is also a suffix; mismatches jump using it." title="" id="44" name="Picture"/>
             <a:graphic>
               <a:graphicData uri="http://schemas.openxmlformats.org/drawingml/2006/picture">
                 <pic:pic>
                   <pic:nvPicPr>
-                    <pic:cNvPr descr="images/32_kmp_lps.png" id="43" name="Picture"/>
+                    <pic:cNvPr descr="images/32_kmp_lps.png" id="45" name="Picture"/>
                     <pic:cNvPicPr>
                       <a:picLocks noChangeArrowheads="1" noChangeAspect="1"/>
                     </pic:cNvPicPr>
                   </pic:nvPicPr>
                   <pic:blipFill>
-                    <a:blip r:embed="rId41"/>
+                    <a:blip r:embed="rId43"/>
                     <a:stretch>
                       <a:fillRect/>
                     </a:stretch>
@@ -2531,8 +3148,8 @@
         <w:t xml:space="preserve">KMP LPS array: for each position, the length of the longest proper prefix that is also a suffix; mismatches jump using it.</w:t>
       </w:r>
     </w:p>
-    <w:bookmarkEnd w:id="44"/>
-    <w:bookmarkStart w:id="45" w:name="what-lps-means"/>
+    <w:bookmarkEnd w:id="46"/>
+    <w:bookmarkStart w:id="47" w:name="what-lps-means"/>
     <w:p>
       <w:pPr>
         <w:pStyle w:val="Heading3"/>
@@ -2700,13 +3317,349 @@
         <w:t xml:space="preserve">instead of restarting.</w:t>
       </w:r>
     </w:p>
-    <w:bookmarkEnd w:id="45"/>
-    <w:bookmarkStart w:id="46" w:name="brute-force-optimal"/>
+    <w:bookmarkEnd w:id="47"/>
+    <w:bookmarkStart w:id="48" w:name="Xe19ca7a398cbae92f0864c259fe87dac0ee3877"/>
     <w:p>
       <w:pPr>
         <w:pStyle w:val="Heading3"/>
       </w:pPr>
       <w:r>
+        <w:t xml:space="preserve">Worked LPS trace (build it by hand — GATE loves this)</w:t>
+      </w:r>
+    </w:p>
+    <w:p>
+      <w:pPr>
+        <w:pStyle w:val="FirstParagraph"/>
+      </w:pPr>
+      <w:r>
+        <w:t xml:space="preserve">Let us build the LPS for</w:t>
+      </w:r>
+      <w:r>
+        <w:t xml:space="preserve"> </w:t>
+      </w:r>
+      <w:r>
+        <w:rPr>
+          <w:rStyle w:val="VerbatimChar"/>
+        </w:rPr>
+        <w:t xml:space="preserve">P = "ababaca"</w:t>
+      </w:r>
+      <w:r>
+        <w:t xml:space="preserve"> </w:t>
+      </w:r>
+      <w:r>
+        <w:t xml:space="preserve">step by step. Keep two things:</w:t>
+      </w:r>
+      <w:r>
+        <w:t xml:space="preserve"> </w:t>
+      </w:r>
+      <w:r>
+        <w:rPr>
+          <w:rStyle w:val="VerbatimChar"/>
+        </w:rPr>
+        <w:t xml:space="preserve">i</w:t>
+      </w:r>
+      <w:r>
+        <w:t xml:space="preserve"> </w:t>
+      </w:r>
+      <w:r>
+        <w:t xml:space="preserve">(the</w:t>
+      </w:r>
+      <w:r>
+        <w:t xml:space="preserve"> </w:t>
+      </w:r>
+      <w:r>
+        <w:t xml:space="preserve">current index) and</w:t>
+      </w:r>
+      <w:r>
+        <w:t xml:space="preserve"> </w:t>
+      </w:r>
+      <w:r>
+        <w:rPr>
+          <w:rStyle w:val="VerbatimChar"/>
+        </w:rPr>
+        <w:t xml:space="preserve">length</w:t>
+      </w:r>
+      <w:r>
+        <w:t xml:space="preserve"> </w:t>
+      </w:r>
+      <w:r>
+        <w:t xml:space="preserve">(the length of the current matched prefix). Start</w:t>
+      </w:r>
+      <w:r>
+        <w:t xml:space="preserve"> </w:t>
+      </w:r>
+      <w:r>
+        <w:rPr>
+          <w:rStyle w:val="VerbatimChar"/>
+        </w:rPr>
+        <w:t xml:space="preserve">LPS[0] = 0</w:t>
+      </w:r>
+      <w:r>
+        <w:t xml:space="preserve"> </w:t>
+      </w:r>
+      <w:r>
+        <w:t xml:space="preserve">always (a single char has no</w:t>
+      </w:r>
+      <w:r>
+        <w:t xml:space="preserve"> </w:t>
+      </w:r>
+      <w:r>
+        <w:rPr>
+          <w:i/>
+          <w:iCs/>
+        </w:rPr>
+        <w:t xml:space="preserve">proper</w:t>
+      </w:r>
+      <w:r>
+        <w:t xml:space="preserve"> </w:t>
+      </w:r>
+      <w:r>
+        <w:t xml:space="preserve">prefix).</w:t>
+      </w:r>
+    </w:p>
+    <w:p>
+      <w:pPr>
+        <w:pStyle w:val="SourceCode"/>
+      </w:pPr>
+      <w:r>
+        <w:rPr>
+          <w:rStyle w:val="VerbatimChar"/>
+        </w:rPr>
+        <w:t xml:space="preserve">P =  a  b  a  b  a  c  a</w:t>
+      </w:r>
+      <w:r>
+        <w:br/>
+      </w:r>
+      <w:r>
+        <w:rPr>
+          <w:rStyle w:val="VerbatimChar"/>
+        </w:rPr>
+        <w:t xml:space="preserve">idx  0  1  2  3  4  5  6</w:t>
+      </w:r>
+      <w:r>
+        <w:br/>
+      </w:r>
+      <w:r>
+        <w:br/>
+      </w:r>
+      <w:r>
+        <w:rPr>
+          <w:rStyle w:val="VerbatimChar"/>
+        </w:rPr>
+        <w:t xml:space="preserve">i  P[i]  P[length]  compare       action                    length  LPS</w:t>
+      </w:r>
+      <w:r>
+        <w:br/>
+      </w:r>
+      <w:r>
+        <w:rPr>
+          <w:rStyle w:val="VerbatimChar"/>
+        </w:rPr>
+        <w:t xml:space="preserve">1   b      a(0)     b != a        length==0 → LPS[1]=0        0      0</w:t>
+      </w:r>
+      <w:r>
+        <w:br/>
+      </w:r>
+      <w:r>
+        <w:rPr>
+          <w:rStyle w:val="VerbatimChar"/>
+        </w:rPr>
+        <w:t xml:space="preserve">2   a      a(0)     a == a        match → length=1, LPS[2]=1  1      1</w:t>
+      </w:r>
+      <w:r>
+        <w:br/>
+      </w:r>
+      <w:r>
+        <w:rPr>
+          <w:rStyle w:val="VerbatimChar"/>
+        </w:rPr>
+        <w:t xml:space="preserve">3   b      b(1)     b == b        match → length=2, LPS[3]=2  2      2</w:t>
+      </w:r>
+      <w:r>
+        <w:br/>
+      </w:r>
+      <w:r>
+        <w:rPr>
+          <w:rStyle w:val="VerbatimChar"/>
+        </w:rPr>
+        <w:t xml:space="preserve">4   a      a(2)     a == a        match → length=3, LPS[4]=3  3      3</w:t>
+      </w:r>
+      <w:r>
+        <w:br/>
+      </w:r>
+      <w:r>
+        <w:rPr>
+          <w:rStyle w:val="VerbatimChar"/>
+        </w:rPr>
+        <w:t xml:space="preserve">5   c      b(3)     c != b        len&gt;0 → length=LPS[2]=1     1      —</w:t>
+      </w:r>
+      <w:r>
+        <w:br/>
+      </w:r>
+      <w:r>
+        <w:rPr>
+          <w:rStyle w:val="VerbatimChar"/>
+        </w:rPr>
+        <w:t xml:space="preserve">5   c      b(1)     c != b        len&gt;0 → length=LPS[0]=0     0      —</w:t>
+      </w:r>
+      <w:r>
+        <w:br/>
+      </w:r>
+      <w:r>
+        <w:rPr>
+          <w:rStyle w:val="VerbatimChar"/>
+        </w:rPr>
+        <w:t xml:space="preserve">5   c      a(0)     c != a        length==0 → LPS[5]=0        0      0</w:t>
+      </w:r>
+      <w:r>
+        <w:br/>
+      </w:r>
+      <w:r>
+        <w:rPr>
+          <w:rStyle w:val="VerbatimChar"/>
+        </w:rPr>
+        <w:t xml:space="preserve">6   a      a(0)     a == a        match → length=1, LPS[6]=1  1      1</w:t>
+      </w:r>
+      <w:r>
+        <w:br/>
+      </w:r>
+      <w:r>
+        <w:br/>
+      </w:r>
+      <w:r>
+        <w:rPr>
+          <w:rStyle w:val="VerbatimChar"/>
+        </w:rPr>
+        <w:t xml:space="preserve">FINAL  LPS = [0, 0, 1, 2, 3, 0, 1]</w:t>
+      </w:r>
+    </w:p>
+    <w:p>
+      <w:pPr>
+        <w:pStyle w:val="FirstParagraph"/>
+      </w:pPr>
+      <w:r>
+        <w:t xml:space="preserve">Notice at</w:t>
+      </w:r>
+      <w:r>
+        <w:t xml:space="preserve"> </w:t>
+      </w:r>
+      <w:r>
+        <w:rPr>
+          <w:rStyle w:val="VerbatimChar"/>
+        </w:rPr>
+        <w:t xml:space="preserve">i=5</w:t>
+      </w:r>
+      <w:r>
+        <w:t xml:space="preserve"> </w:t>
+      </w:r>
+      <w:r>
+        <w:t xml:space="preserve">we</w:t>
+      </w:r>
+      <w:r>
+        <w:t xml:space="preserve"> </w:t>
+      </w:r>
+      <w:r>
+        <w:rPr>
+          <w:b/>
+          <w:bCs/>
+        </w:rPr>
+        <w:t xml:space="preserve">fell back twice</w:t>
+      </w:r>
+      <w:r>
+        <w:t xml:space="preserve"> </w:t>
+      </w:r>
+      <w:r>
+        <w:t xml:space="preserve">(</w:t>
+      </w:r>
+      <w:r>
+        <w:rPr>
+          <w:rStyle w:val="VerbatimChar"/>
+        </w:rPr>
+        <w:t xml:space="preserve">length = LPS[length-1]</w:t>
+      </w:r>
+      <w:r>
+        <w:t xml:space="preserve">) instead of</w:t>
+      </w:r>
+      <w:r>
+        <w:t xml:space="preserve"> </w:t>
+      </w:r>
+      <w:r>
+        <w:t xml:space="preserve">resetting to 0 in one jump — that fallback is the clever heart of KMP, and it is</w:t>
+      </w:r>
+      <w:r>
+        <w:t xml:space="preserve"> </w:t>
+      </w:r>
+      <w:r>
+        <w:t xml:space="preserve">why building the LPS is itself O(m).</w:t>
+      </w:r>
+    </w:p>
+    <w:p>
+      <w:pPr>
+        <w:pStyle w:val="BlockText"/>
+      </w:pPr>
+      <w:r>
+        <w:rPr>
+          <w:b/>
+          <w:bCs/>
+        </w:rPr>
+        <w:t xml:space="preserve">Memory hook:</w:t>
+      </w:r>
+      <w:r>
+        <w:t xml:space="preserve"> </w:t>
+      </w:r>
+      <w:r>
+        <w:rPr>
+          <w:i/>
+          <w:iCs/>
+        </w:rPr>
+        <w:t xml:space="preserve">on a mismatch, don’t reset to 0 — fall back to the next</w:t>
+      </w:r>
+      <w:r>
+        <w:rPr>
+          <w:i/>
+          <w:iCs/>
+        </w:rPr>
+        <w:t xml:space="preserve"> </w:t>
+      </w:r>
+      <w:r>
+        <w:rPr>
+          <w:i/>
+          <w:iCs/>
+        </w:rPr>
+        <w:t xml:space="preserve">shorter border and try again.</w:t>
+      </w:r>
+      <w:r>
+        <w:t xml:space="preserve"> </w:t>
+      </w:r>
+      <w:r>
+        <w:t xml:space="preserve">A</w:t>
+      </w:r>
+      <w:r>
+        <w:t xml:space="preserve"> </w:t>
+      </w:r>
+      <w:r>
+        <w:t xml:space="preserve">“border”</w:t>
+      </w:r>
+      <w:r>
+        <w:t xml:space="preserve"> </w:t>
+      </w:r>
+      <w:r>
+        <w:t xml:space="preserve">is a string that is both a proper</w:t>
+      </w:r>
+      <w:r>
+        <w:t xml:space="preserve"> </w:t>
+      </w:r>
+      <w:r>
+        <w:t xml:space="preserve">prefix and a suffix.</w:t>
+      </w:r>
+    </w:p>
+    <w:bookmarkEnd w:id="48"/>
+    <w:bookmarkStart w:id="49" w:name="brute-force-optimal"/>
+    <w:p>
+      <w:pPr>
+        <w:pStyle w:val="Heading3"/>
+      </w:pPr>
+      <w:r>
         <w:t xml:space="preserve">Brute force → Optimal</w:t>
       </w:r>
     </w:p>
@@ -2860,90 +3813,6 @@
           <w:rStyle w:val="VerbatimChar"/>
         </w:rPr>
         <w:t xml:space="preserve">            else: i += 1</w:t>
-      </w:r>
-    </w:p>
-    <w:p>
-      <w:pPr>
-        <w:pStyle w:val="Compact"/>
-        <w:numPr>
-          <w:ilvl w:val="0"/>
-          <w:numId w:val="1013"/>
-        </w:numPr>
-      </w:pPr>
-      <w:r>
-        <w:rPr>
-          <w:b/>
-          <w:bCs/>
-        </w:rPr>
-        <w:t xml:space="preserve">Why O(n+m):</w:t>
-      </w:r>
-      <w:r>
-        <w:t xml:space="preserve"> </w:t>
-      </w:r>
-      <w:r>
-        <w:t xml:space="preserve">the text pointer</w:t>
-      </w:r>
-      <w:r>
-        <w:t xml:space="preserve"> </w:t>
-      </w:r>
-      <w:r>
-        <w:rPr>
-          <w:rStyle w:val="VerbatimChar"/>
-        </w:rPr>
-        <w:t xml:space="preserve">i</w:t>
-      </w:r>
-      <w:r>
-        <w:t xml:space="preserve"> </w:t>
-      </w:r>
-      <w:r>
-        <w:t xml:space="preserve">only ever moves forward.</w:t>
-      </w:r>
-    </w:p>
-    <w:p>
-      <w:pPr>
-        <w:pStyle w:val="Compact"/>
-        <w:numPr>
-          <w:ilvl w:val="0"/>
-          <w:numId w:val="1013"/>
-        </w:numPr>
-      </w:pPr>
-      <w:r>
-        <w:rPr>
-          <w:b/>
-          <w:bCs/>
-        </w:rPr>
-        <w:t xml:space="preserve">Memory hook:</w:t>
-      </w:r>
-      <w:r>
-        <w:t xml:space="preserve"> </w:t>
-      </w:r>
-      <w:r>
-        <w:t xml:space="preserve">LPS remembers</w:t>
-      </w:r>
-      <w:r>
-        <w:t xml:space="preserve"> </w:t>
-      </w:r>
-      <w:r>
-        <w:t xml:space="preserve">“how much of my own start I’ve already matched”</w:t>
-      </w:r>
-      <w:r>
-        <w:t xml:space="preserve">,</w:t>
-      </w:r>
-      <w:r>
-        <w:t xml:space="preserve"> </w:t>
-      </w:r>
-      <w:r>
-        <w:t xml:space="preserve">so after a mismatch I never recheck those characters.</w:t>
-      </w:r>
-    </w:p>
-    <w:bookmarkEnd w:id="46"/>
-    <w:bookmarkStart w:id="47" w:name="mcqs-3"/>
-    <w:p>
-      <w:pPr>
-        <w:pStyle w:val="Heading3"/>
-      </w:pPr>
-      <w:r>
-        <w:t xml:space="preserve">MCQs</w:t>
       </w:r>
     </w:p>
     <w:p>
@@ -2955,20 +3824,32 @@
         </w:numPr>
       </w:pPr>
       <w:r>
-        <w:t xml:space="preserve">What does KMP precompute? → the</w:t>
-      </w:r>
-      <w:r>
-        <w:t xml:space="preserve"> </w:t>
-      </w:r>
-      <w:r>
-        <w:rPr>
-          <w:b/>
-          <w:bCs/>
-        </w:rPr>
-        <w:t xml:space="preserve">LPS / prefix function</w:t>
-      </w:r>
-      <w:r>
-        <w:t xml:space="preserve">.</w:t>
+        <w:rPr>
+          <w:b/>
+          <w:bCs/>
+        </w:rPr>
+        <w:t xml:space="preserve">Why O(n+m):</w:t>
+      </w:r>
+      <w:r>
+        <w:t xml:space="preserve"> </w:t>
+      </w:r>
+      <w:r>
+        <w:t xml:space="preserve">the text pointer</w:t>
+      </w:r>
+      <w:r>
+        <w:t xml:space="preserve"> </w:t>
+      </w:r>
+      <w:r>
+        <w:rPr>
+          <w:rStyle w:val="VerbatimChar"/>
+        </w:rPr>
+        <w:t xml:space="preserve">i</w:t>
+      </w:r>
+      <w:r>
+        <w:t xml:space="preserve"> </w:t>
+      </w:r>
+      <w:r>
+        <w:t xml:space="preserve">only ever moves forward.</w:t>
       </w:r>
     </w:p>
     <w:p>
@@ -2980,6 +3861,78 @@
         </w:numPr>
       </w:pPr>
       <w:r>
+        <w:rPr>
+          <w:b/>
+          <w:bCs/>
+        </w:rPr>
+        <w:t xml:space="preserve">Memory hook:</w:t>
+      </w:r>
+      <w:r>
+        <w:t xml:space="preserve"> </w:t>
+      </w:r>
+      <w:r>
+        <w:t xml:space="preserve">LPS remembers</w:t>
+      </w:r>
+      <w:r>
+        <w:t xml:space="preserve"> </w:t>
+      </w:r>
+      <w:r>
+        <w:t xml:space="preserve">“how much of my own start I’ve already matched”</w:t>
+      </w:r>
+      <w:r>
+        <w:t xml:space="preserve">,</w:t>
+      </w:r>
+      <w:r>
+        <w:t xml:space="preserve"> </w:t>
+      </w:r>
+      <w:r>
+        <w:t xml:space="preserve">so after a mismatch I never recheck those characters.</w:t>
+      </w:r>
+    </w:p>
+    <w:bookmarkEnd w:id="49"/>
+    <w:bookmarkStart w:id="50" w:name="mcqs-3"/>
+    <w:p>
+      <w:pPr>
+        <w:pStyle w:val="Heading3"/>
+      </w:pPr>
+      <w:r>
+        <w:t xml:space="preserve">MCQs</w:t>
+      </w:r>
+    </w:p>
+    <w:p>
+      <w:pPr>
+        <w:pStyle w:val="Compact"/>
+        <w:numPr>
+          <w:ilvl w:val="0"/>
+          <w:numId w:val="1015"/>
+        </w:numPr>
+      </w:pPr>
+      <w:r>
+        <w:t xml:space="preserve">What does KMP precompute? → the</w:t>
+      </w:r>
+      <w:r>
+        <w:t xml:space="preserve"> </w:t>
+      </w:r>
+      <w:r>
+        <w:rPr>
+          <w:b/>
+          <w:bCs/>
+        </w:rPr>
+        <w:t xml:space="preserve">LPS / prefix function</w:t>
+      </w:r>
+      <w:r>
+        <w:t xml:space="preserve">.</w:t>
+      </w:r>
+    </w:p>
+    <w:p>
+      <w:pPr>
+        <w:pStyle w:val="Compact"/>
+        <w:numPr>
+          <w:ilvl w:val="0"/>
+          <w:numId w:val="1015"/>
+        </w:numPr>
+      </w:pPr>
+      <w:r>
         <w:t xml:space="preserve">KMP time? →</w:t>
       </w:r>
       <w:r>
@@ -3001,7 +3954,7 @@
         <w:pStyle w:val="Compact"/>
         <w:numPr>
           <w:ilvl w:val="0"/>
-          <w:numId w:val="1014"/>
+          <w:numId w:val="1015"/>
         </w:numPr>
       </w:pPr>
       <w:r>
@@ -3028,9 +3981,9 @@
         </w:pict>
       </w:r>
     </w:p>
-    <w:bookmarkEnd w:id="47"/>
-    <w:bookmarkEnd w:id="48"/>
-    <w:bookmarkStart w:id="55" w:name="z-algorithm"/>
+    <w:bookmarkEnd w:id="50"/>
+    <w:bookmarkEnd w:id="51"/>
+    <w:bookmarkStart w:id="58" w:name="z-algorithm"/>
     <w:p>
       <w:pPr>
         <w:pStyle w:val="Heading2"/>
@@ -3039,7 +3992,7 @@
         <w:t xml:space="preserve">3.6 Z-Algorithm</w:t>
       </w:r>
     </w:p>
-    <w:bookmarkStart w:id="52" w:name="idea-1"/>
+    <w:bookmarkStart w:id="55" w:name="idea-1"/>
     <w:p>
       <w:pPr>
         <w:pStyle w:val="Heading3"/>
@@ -3151,18 +4104,18 @@
           <wp:inline>
             <wp:extent cx="5334000" cy="2610970"/>
             <wp:effectExtent b="0" l="0" r="0" t="0"/>
-            <wp:docPr descr="Z-array: each Z[i] is how far the substring from i matches the prefix; Z[3]=3 means ‘aab’ matches the prefix ‘aab’." title="" id="50" name="Picture"/>
+            <wp:docPr descr="Z-array: each Z[i] is how far the substring from i matches the prefix; Z[3]=3 means ‘aab’ matches the prefix ‘aab’." title="" id="53" name="Picture"/>
             <a:graphic>
               <a:graphicData uri="http://schemas.openxmlformats.org/drawingml/2006/picture">
                 <pic:pic>
                   <pic:nvPicPr>
-                    <pic:cNvPr descr="images/33_z_array.png" id="51" name="Picture"/>
+                    <pic:cNvPr descr="images/33_z_array.png" id="54" name="Picture"/>
                     <pic:cNvPicPr>
                       <a:picLocks noChangeArrowheads="1" noChangeAspect="1"/>
                     </pic:cNvPicPr>
                   </pic:nvPicPr>
                   <pic:blipFill>
-                    <a:blip r:embed="rId49"/>
+                    <a:blip r:embed="rId52"/>
                     <a:stretch>
                       <a:fillRect/>
                     </a:stretch>
@@ -3218,8 +4171,8 @@
         <w:t xml:space="preserve">.</w:t>
       </w:r>
     </w:p>
-    <w:bookmarkEnd w:id="52"/>
-    <w:bookmarkStart w:id="53" w:name="how-to-match-with-it"/>
+    <w:bookmarkEnd w:id="55"/>
+    <w:bookmarkStart w:id="56" w:name="how-to-match-with-it"/>
     <w:p>
       <w:pPr>
         <w:pStyle w:val="Heading3"/>
@@ -3335,57 +4288,6 @@
           <w:rStyle w:val="VerbatimChar"/>
         </w:rPr>
         <w:t xml:space="preserve">for each i: if Z[i] == m: match in T at (i - m - 1)</w:t>
-      </w:r>
-    </w:p>
-    <w:p>
-      <w:pPr>
-        <w:pStyle w:val="Compact"/>
-        <w:numPr>
-          <w:ilvl w:val="0"/>
-          <w:numId w:val="1015"/>
-        </w:numPr>
-      </w:pPr>
-      <w:r>
-        <w:rPr>
-          <w:b/>
-          <w:bCs/>
-        </w:rPr>
-        <w:t xml:space="preserve">KMP vs Z:</w:t>
-      </w:r>
-      <w:r>
-        <w:t xml:space="preserve"> </w:t>
-      </w:r>
-      <w:r>
-        <w:t xml:space="preserve">both O(n+m). Z is often</w:t>
-      </w:r>
-      <w:r>
-        <w:t xml:space="preserve"> </w:t>
-      </w:r>
-      <w:r>
-        <w:rPr>
-          <w:b/>
-          <w:bCs/>
-        </w:rPr>
-        <w:t xml:space="preserve">easier to code/remember</w:t>
-      </w:r>
-      <w:r>
-        <w:t xml:space="preserve">; KMP is more</w:t>
-      </w:r>
-      <w:r>
-        <w:t xml:space="preserve"> </w:t>
-      </w:r>
-      <w:r>
-        <w:t xml:space="preserve">standard in textbooks. Pick whichever you recall under pressure.</w:t>
-      </w:r>
-    </w:p>
-    <w:bookmarkEnd w:id="53"/>
-    <w:bookmarkStart w:id="54" w:name="mcqs-4"/>
-    <w:p>
-      <w:pPr>
-        <w:pStyle w:val="Heading3"/>
-      </w:pPr>
-      <w:r>
-        <w:t xml:space="preserve">MCQs</w:t>
       </w:r>
     </w:p>
     <w:p>
@@ -3398,6 +4300,57 @@
       </w:pPr>
       <w:r>
         <w:rPr>
+          <w:b/>
+          <w:bCs/>
+        </w:rPr>
+        <w:t xml:space="preserve">KMP vs Z:</w:t>
+      </w:r>
+      <w:r>
+        <w:t xml:space="preserve"> </w:t>
+      </w:r>
+      <w:r>
+        <w:t xml:space="preserve">both O(n+m). Z is often</w:t>
+      </w:r>
+      <w:r>
+        <w:t xml:space="preserve"> </w:t>
+      </w:r>
+      <w:r>
+        <w:rPr>
+          <w:b/>
+          <w:bCs/>
+        </w:rPr>
+        <w:t xml:space="preserve">easier to code/remember</w:t>
+      </w:r>
+      <w:r>
+        <w:t xml:space="preserve">; KMP is more</w:t>
+      </w:r>
+      <w:r>
+        <w:t xml:space="preserve"> </w:t>
+      </w:r>
+      <w:r>
+        <w:t xml:space="preserve">standard in textbooks. Pick whichever you recall under pressure.</w:t>
+      </w:r>
+    </w:p>
+    <w:bookmarkEnd w:id="56"/>
+    <w:bookmarkStart w:id="57" w:name="mcqs-4"/>
+    <w:p>
+      <w:pPr>
+        <w:pStyle w:val="Heading3"/>
+      </w:pPr>
+      <w:r>
+        <w:t xml:space="preserve">MCQs</w:t>
+      </w:r>
+    </w:p>
+    <w:p>
+      <w:pPr>
+        <w:pStyle w:val="Compact"/>
+        <w:numPr>
+          <w:ilvl w:val="0"/>
+          <w:numId w:val="1017"/>
+        </w:numPr>
+      </w:pPr>
+      <w:r>
+        <w:rPr>
           <w:rStyle w:val="VerbatimChar"/>
         </w:rPr>
         <w:t xml:space="preserve">Z[i]</w:t>
@@ -3430,7 +4383,7 @@
         <w:pStyle w:val="Compact"/>
         <w:numPr>
           <w:ilvl w:val="0"/>
-          <w:numId w:val="1016"/>
+          <w:numId w:val="1017"/>
         </w:numPr>
       </w:pPr>
       <w:r>
@@ -3468,9 +4421,9 @@
         </w:pict>
       </w:r>
     </w:p>
-    <w:bookmarkEnd w:id="54"/>
-    <w:bookmarkEnd w:id="55"/>
-    <w:bookmarkStart w:id="59" w:name="boyer-moore-the-fast-one-in-practice"/>
+    <w:bookmarkEnd w:id="57"/>
+    <w:bookmarkEnd w:id="58"/>
+    <w:bookmarkStart w:id="62" w:name="boyer-moore-the-fast-one-in-practice"/>
     <w:p>
       <w:pPr>
         <w:pStyle w:val="Heading2"/>
@@ -3479,7 +4432,7 @@
         <w:t xml:space="preserve">3.7 Boyer-Moore (the fast one in practice)</w:t>
       </w:r>
     </w:p>
-    <w:bookmarkStart w:id="56" w:name="idea-2"/>
+    <w:bookmarkStart w:id="59" w:name="idea-2"/>
     <w:p>
       <w:pPr>
         <w:pStyle w:val="Heading3"/>
@@ -3544,7 +4497,7 @@
         <w:pStyle w:val="Compact"/>
         <w:numPr>
           <w:ilvl w:val="0"/>
-          <w:numId w:val="1017"/>
+          <w:numId w:val="1018"/>
         </w:numPr>
       </w:pPr>
       <w:r>
@@ -3572,7 +4525,7 @@
         <w:pStyle w:val="Compact"/>
         <w:numPr>
           <w:ilvl w:val="0"/>
-          <w:numId w:val="1017"/>
+          <w:numId w:val="1018"/>
         </w:numPr>
       </w:pPr>
       <w:r>
@@ -3589,8 +4542,8 @@
         <w:t xml:space="preserve">reuse the suffix that already matched.</w:t>
       </w:r>
     </w:p>
-    <w:bookmarkEnd w:id="56"/>
-    <w:bookmarkStart w:id="57" w:name="why-it-matters"/>
+    <w:bookmarkEnd w:id="59"/>
+    <w:bookmarkStart w:id="60" w:name="why-it-matters"/>
     <w:p>
       <w:pPr>
         <w:pStyle w:val="Heading3"/>
@@ -3715,8 +4668,8 @@
         <w:t xml:space="preserve">great signal.</w:t>
       </w:r>
     </w:p>
-    <w:bookmarkEnd w:id="57"/>
-    <w:bookmarkStart w:id="58" w:name="mcqs-5"/>
+    <w:bookmarkEnd w:id="60"/>
+    <w:bookmarkStart w:id="61" w:name="mcqs-5"/>
     <w:p>
       <w:pPr>
         <w:pStyle w:val="Heading3"/>
@@ -3730,7 +4683,7 @@
         <w:pStyle w:val="Compact"/>
         <w:numPr>
           <w:ilvl w:val="0"/>
-          <w:numId w:val="1018"/>
+          <w:numId w:val="1019"/>
         </w:numPr>
       </w:pPr>
       <w:r>
@@ -3755,7 +4708,7 @@
         <w:pStyle w:val="Compact"/>
         <w:numPr>
           <w:ilvl w:val="0"/>
-          <w:numId w:val="1018"/>
+          <w:numId w:val="1019"/>
         </w:numPr>
       </w:pPr>
       <w:r>
@@ -3785,9 +4738,9 @@
         </w:pict>
       </w:r>
     </w:p>
-    <w:bookmarkEnd w:id="58"/>
-    <w:bookmarkEnd w:id="59"/>
-    <w:bookmarkStart w:id="71" w:name="trie-prefix-tree"/>
+    <w:bookmarkEnd w:id="61"/>
+    <w:bookmarkEnd w:id="62"/>
+    <w:bookmarkStart w:id="74" w:name="trie-prefix-tree"/>
     <w:p>
       <w:pPr>
         <w:pStyle w:val="Heading2"/>
@@ -3796,7 +4749,7 @@
         <w:t xml:space="preserve">3.8 Trie (Prefix Tree)</w:t>
       </w:r>
     </w:p>
-    <w:bookmarkStart w:id="63" w:name="definition-2"/>
+    <w:bookmarkStart w:id="66" w:name="definition-2"/>
     <w:p>
       <w:pPr>
         <w:pStyle w:val="Heading3"/>
@@ -3873,18 +4826,18 @@
           <wp:inline>
             <wp:extent cx="5334000" cy="3318178"/>
             <wp:effectExtent b="0" l="0" r="0" t="0"/>
-            <wp:docPr descr="Trie storing cat, car, card, dog: shared prefixes share nodes; green nodes mark the end of a word." title="" id="61" name="Picture"/>
+            <wp:docPr descr="Trie storing cat, car, card, dog: shared prefixes share nodes; green nodes mark the end of a word." title="" id="64" name="Picture"/>
             <a:graphic>
               <a:graphicData uri="http://schemas.openxmlformats.org/drawingml/2006/picture">
                 <pic:pic>
                   <pic:nvPicPr>
-                    <pic:cNvPr descr="images/34_trie.png" id="62" name="Picture"/>
+                    <pic:cNvPr descr="images/34_trie.png" id="65" name="Picture"/>
                     <pic:cNvPicPr>
                       <a:picLocks noChangeArrowheads="1" noChangeAspect="1"/>
                     </pic:cNvPicPr>
                   </pic:nvPicPr>
                   <pic:blipFill>
-                    <a:blip r:embed="rId60"/>
+                    <a:blip r:embed="rId63"/>
                     <a:stretch>
                       <a:fillRect/>
                     </a:stretch>
@@ -3919,8 +4872,8 @@
         <w:t xml:space="preserve">Trie storing cat, car, card, dog: shared prefixes share nodes; green nodes mark the end of a word.</w:t>
       </w:r>
     </w:p>
-    <w:bookmarkEnd w:id="63"/>
-    <w:bookmarkStart w:id="64" w:name="why-it-exists"/>
+    <w:bookmarkEnd w:id="66"/>
+    <w:bookmarkStart w:id="67" w:name="why-it-exists"/>
     <w:p>
       <w:pPr>
         <w:pStyle w:val="Heading3"/>
@@ -4072,8 +5025,8 @@
         <w:t xml:space="preserve">.</w:t>
       </w:r>
     </w:p>
-    <w:bookmarkEnd w:id="64"/>
-    <w:bookmarkStart w:id="65" w:name="operations-complexity"/>
+    <w:bookmarkEnd w:id="67"/>
+    <w:bookmarkStart w:id="68" w:name="operations-complexity"/>
     <w:p>
       <w:pPr>
         <w:pStyle w:val="Heading3"/>
@@ -4302,8 +5255,8 @@
         <w:t xml:space="preserve">depend on how many words are stored.)</w:t>
       </w:r>
     </w:p>
-    <w:bookmarkEnd w:id="65"/>
-    <w:bookmarkStart w:id="66" w:name="trie-vs-hashmap-interview-comparison"/>
+    <w:bookmarkEnd w:id="68"/>
+    <w:bookmarkStart w:id="69" w:name="trie-vs-hashmap-interview-comparison"/>
     <w:p>
       <w:pPr>
         <w:pStyle w:val="Heading3"/>
@@ -4549,8 +5502,8 @@
         <w:t xml:space="preserve">(words) share ancestors (common starts).</w:t>
       </w:r>
     </w:p>
-    <w:bookmarkEnd w:id="66"/>
-    <w:bookmarkStart w:id="67" w:name="production-usage"/>
+    <w:bookmarkEnd w:id="69"/>
+    <w:bookmarkStart w:id="70" w:name="production-usage"/>
     <w:p>
       <w:pPr>
         <w:pStyle w:val="Heading3"/>
@@ -4595,100 +5548,14 @@
         <w:t xml:space="preserve">trees (Module 8/17).</w:t>
       </w:r>
     </w:p>
-    <w:bookmarkEnd w:id="67"/>
-    <w:bookmarkStart w:id="68" w:name="common-mistakes"/>
+    <w:bookmarkEnd w:id="70"/>
+    <w:bookmarkStart w:id="71" w:name="common-mistakes"/>
     <w:p>
       <w:pPr>
         <w:pStyle w:val="Heading3"/>
       </w:pPr>
       <w:r>
         <w:t xml:space="preserve">Common mistakes</w:t>
-      </w:r>
-    </w:p>
-    <w:p>
-      <w:pPr>
-        <w:pStyle w:val="Compact"/>
-        <w:numPr>
-          <w:ilvl w:val="0"/>
-          <w:numId w:val="1019"/>
-        </w:numPr>
-      </w:pPr>
-      <w:r>
-        <w:t xml:space="preserve">Forgetting the</w:t>
-      </w:r>
-      <w:r>
-        <w:t xml:space="preserve"> </w:t>
-      </w:r>
-      <w:r>
-        <w:rPr>
-          <w:b/>
-          <w:bCs/>
-        </w:rPr>
-        <w:t xml:space="preserve">end-of-word</w:t>
-      </w:r>
-      <w:r>
-        <w:t xml:space="preserve"> </w:t>
-      </w:r>
-      <w:r>
-        <w:t xml:space="preserve">flag →</w:t>
-      </w:r>
-      <w:r>
-        <w:t xml:space="preserve"> </w:t>
-      </w:r>
-      <w:r>
-        <w:rPr>
-          <w:rStyle w:val="VerbatimChar"/>
-        </w:rPr>
-        <w:t xml:space="preserve">search("ca")</w:t>
-      </w:r>
-      <w:r>
-        <w:t xml:space="preserve"> </w:t>
-      </w:r>
-      <w:r>
-        <w:t xml:space="preserve">wrongly true when only</w:t>
-      </w:r>
-      <w:r>
-        <w:t xml:space="preserve"> </w:t>
-      </w:r>
-      <w:r>
-        <w:rPr>
-          <w:rStyle w:val="VerbatimChar"/>
-        </w:rPr>
-        <w:t xml:space="preserve">"cat"</w:t>
-      </w:r>
-      <w:r>
-        <w:t xml:space="preserve"> </w:t>
-      </w:r>
-      <w:r>
-        <w:t xml:space="preserve">was inserted.</w:t>
-      </w:r>
-    </w:p>
-    <w:p>
-      <w:pPr>
-        <w:pStyle w:val="Compact"/>
-        <w:numPr>
-          <w:ilvl w:val="0"/>
-          <w:numId w:val="1019"/>
-        </w:numPr>
-      </w:pPr>
-      <w:r>
-        <w:t xml:space="preserve">Memory blow-up with 26-pointer arrays per node for sparse data → use a hashmap</w:t>
-      </w:r>
-      <w:r>
-        <w:t xml:space="preserve"> </w:t>
-      </w:r>
-      <w:r>
-        <w:t xml:space="preserve">per node instead.</w:t>
-      </w:r>
-    </w:p>
-    <w:bookmarkEnd w:id="68"/>
-    <w:bookmarkStart w:id="69" w:name="mcqs-6"/>
-    <w:p>
-      <w:pPr>
-        <w:pStyle w:val="Heading3"/>
-      </w:pPr>
-      <w:r>
-        <w:t xml:space="preserve">MCQs</w:t>
       </w:r>
     </w:p>
     <w:p>
@@ -4700,29 +5567,53 @@
         </w:numPr>
       </w:pPr>
       <w:r>
-        <w:t xml:space="preserve">Trie search time for a word of length L? →</w:t>
-      </w:r>
-      <w:r>
-        <w:t xml:space="preserve"> </w:t>
-      </w:r>
-      <w:r>
-        <w:rPr>
-          <w:b/>
-          <w:bCs/>
-        </w:rPr>
-        <w:t xml:space="preserve">O(L)</w:t>
-      </w:r>
-      <w:r>
-        <w:t xml:space="preserve"> </w:t>
-      </w:r>
-      <w:r>
-        <w:t xml:space="preserve">(independent of word</w:t>
-      </w:r>
-      <w:r>
-        <w:t xml:space="preserve"> </w:t>
-      </w:r>
-      <w:r>
-        <w:t xml:space="preserve">count).</w:t>
+        <w:t xml:space="preserve">Forgetting the</w:t>
+      </w:r>
+      <w:r>
+        <w:t xml:space="preserve"> </w:t>
+      </w:r>
+      <w:r>
+        <w:rPr>
+          <w:b/>
+          <w:bCs/>
+        </w:rPr>
+        <w:t xml:space="preserve">end-of-word</w:t>
+      </w:r>
+      <w:r>
+        <w:t xml:space="preserve"> </w:t>
+      </w:r>
+      <w:r>
+        <w:t xml:space="preserve">flag →</w:t>
+      </w:r>
+      <w:r>
+        <w:t xml:space="preserve"> </w:t>
+      </w:r>
+      <w:r>
+        <w:rPr>
+          <w:rStyle w:val="VerbatimChar"/>
+        </w:rPr>
+        <w:t xml:space="preserve">search("ca")</w:t>
+      </w:r>
+      <w:r>
+        <w:t xml:space="preserve"> </w:t>
+      </w:r>
+      <w:r>
+        <w:t xml:space="preserve">wrongly true when only</w:t>
+      </w:r>
+      <w:r>
+        <w:t xml:space="preserve"> </w:t>
+      </w:r>
+      <w:r>
+        <w:rPr>
+          <w:rStyle w:val="VerbatimChar"/>
+        </w:rPr>
+        <w:t xml:space="preserve">"cat"</w:t>
+      </w:r>
+      <w:r>
+        <w:t xml:space="preserve"> </w:t>
+      </w:r>
+      <w:r>
+        <w:t xml:space="preserve">was inserted.</w:t>
       </w:r>
     </w:p>
     <w:p>
@@ -4734,55 +5625,23 @@
         </w:numPr>
       </w:pPr>
       <w:r>
-        <w:t xml:space="preserve">Prefix query a hashmap can’t do but a trie can? →</w:t>
-      </w:r>
-      <w:r>
-        <w:t xml:space="preserve"> </w:t>
-      </w:r>
-      <w:r>
-        <w:rPr>
-          <w:b/>
-          <w:bCs/>
-        </w:rPr>
-        <w:t xml:space="preserve">startsWith / autocomplete</w:t>
-      </w:r>
-      <w:r>
-        <w:t xml:space="preserve">.</w:t>
-      </w:r>
-    </w:p>
-    <w:p>
-      <w:pPr>
-        <w:pStyle w:val="Compact"/>
-        <w:numPr>
-          <w:ilvl w:val="0"/>
-          <w:numId w:val="1020"/>
-        </w:numPr>
-      </w:pPr>
-      <w:r>
-        <w:t xml:space="preserve">What marks a complete word in a trie? → the</w:t>
-      </w:r>
-      <w:r>
-        <w:t xml:space="preserve"> </w:t>
-      </w:r>
-      <w:r>
-        <w:rPr>
-          <w:b/>
-          <w:bCs/>
-        </w:rPr>
-        <w:t xml:space="preserve">end-of-word flag</w:t>
-      </w:r>
-      <w:r>
-        <w:t xml:space="preserve">.</w:t>
-      </w:r>
-    </w:p>
-    <w:bookmarkEnd w:id="69"/>
-    <w:bookmarkStart w:id="70" w:name="problems-1"/>
+        <w:t xml:space="preserve">Memory blow-up with 26-pointer arrays per node for sparse data → use a hashmap</w:t>
+      </w:r>
+      <w:r>
+        <w:t xml:space="preserve"> </w:t>
+      </w:r>
+      <w:r>
+        <w:t xml:space="preserve">per node instead.</w:t>
+      </w:r>
+    </w:p>
+    <w:bookmarkEnd w:id="71"/>
+    <w:bookmarkStart w:id="72" w:name="mcqs-6"/>
     <w:p>
       <w:pPr>
         <w:pStyle w:val="Heading3"/>
       </w:pPr>
       <w:r>
-        <w:t xml:space="preserve">Problems</w:t>
+        <w:t xml:space="preserve">MCQs</w:t>
       </w:r>
     </w:p>
     <w:p>
@@ -4794,23 +5653,29 @@
         </w:numPr>
       </w:pPr>
       <w:r>
-        <w:rPr>
-          <w:b/>
-          <w:bCs/>
-        </w:rPr>
-        <w:t xml:space="preserve">Medium:</w:t>
-      </w:r>
-      <w:r>
-        <w:t xml:space="preserve"> </w:t>
-      </w:r>
-      <w:r>
-        <w:t xml:space="preserve">Implement Trie (LC 208); Replace Words (LC 648); Map Sum Pairs</w:t>
-      </w:r>
-      <w:r>
-        <w:t xml:space="preserve"> </w:t>
-      </w:r>
-      <w:r>
-        <w:t xml:space="preserve">(LC 677); Design Add and Search Words (LC 211 — wildcard).</w:t>
+        <w:t xml:space="preserve">Trie search time for a word of length L? →</w:t>
+      </w:r>
+      <w:r>
+        <w:t xml:space="preserve"> </w:t>
+      </w:r>
+      <w:r>
+        <w:rPr>
+          <w:b/>
+          <w:bCs/>
+        </w:rPr>
+        <w:t xml:space="preserve">O(L)</w:t>
+      </w:r>
+      <w:r>
+        <w:t xml:space="preserve"> </w:t>
+      </w:r>
+      <w:r>
+        <w:t xml:space="preserve">(independent of word</w:t>
+      </w:r>
+      <w:r>
+        <w:t xml:space="preserve"> </w:t>
+      </w:r>
+      <w:r>
+        <w:t xml:space="preserve">count).</w:t>
       </w:r>
     </w:p>
     <w:p>
@@ -4819,6 +5684,94 @@
         <w:numPr>
           <w:ilvl w:val="0"/>
           <w:numId w:val="1021"/>
+        </w:numPr>
+      </w:pPr>
+      <w:r>
+        <w:t xml:space="preserve">Prefix query a hashmap can’t do but a trie can? →</w:t>
+      </w:r>
+      <w:r>
+        <w:t xml:space="preserve"> </w:t>
+      </w:r>
+      <w:r>
+        <w:rPr>
+          <w:b/>
+          <w:bCs/>
+        </w:rPr>
+        <w:t xml:space="preserve">startsWith / autocomplete</w:t>
+      </w:r>
+      <w:r>
+        <w:t xml:space="preserve">.</w:t>
+      </w:r>
+    </w:p>
+    <w:p>
+      <w:pPr>
+        <w:pStyle w:val="Compact"/>
+        <w:numPr>
+          <w:ilvl w:val="0"/>
+          <w:numId w:val="1021"/>
+        </w:numPr>
+      </w:pPr>
+      <w:r>
+        <w:t xml:space="preserve">What marks a complete word in a trie? → the</w:t>
+      </w:r>
+      <w:r>
+        <w:t xml:space="preserve"> </w:t>
+      </w:r>
+      <w:r>
+        <w:rPr>
+          <w:b/>
+          <w:bCs/>
+        </w:rPr>
+        <w:t xml:space="preserve">end-of-word flag</w:t>
+      </w:r>
+      <w:r>
+        <w:t xml:space="preserve">.</w:t>
+      </w:r>
+    </w:p>
+    <w:bookmarkEnd w:id="72"/>
+    <w:bookmarkStart w:id="73" w:name="problems-1"/>
+    <w:p>
+      <w:pPr>
+        <w:pStyle w:val="Heading3"/>
+      </w:pPr>
+      <w:r>
+        <w:t xml:space="preserve">Problems</w:t>
+      </w:r>
+    </w:p>
+    <w:p>
+      <w:pPr>
+        <w:pStyle w:val="Compact"/>
+        <w:numPr>
+          <w:ilvl w:val="0"/>
+          <w:numId w:val="1022"/>
+        </w:numPr>
+      </w:pPr>
+      <w:r>
+        <w:rPr>
+          <w:b/>
+          <w:bCs/>
+        </w:rPr>
+        <w:t xml:space="preserve">Medium:</w:t>
+      </w:r>
+      <w:r>
+        <w:t xml:space="preserve"> </w:t>
+      </w:r>
+      <w:r>
+        <w:t xml:space="preserve">Implement Trie (LC 208); Replace Words (LC 648); Map Sum Pairs</w:t>
+      </w:r>
+      <w:r>
+        <w:t xml:space="preserve"> </w:t>
+      </w:r>
+      <w:r>
+        <w:t xml:space="preserve">(LC 677); Design Add and Search Words (LC 211 — wildcard).</w:t>
+      </w:r>
+    </w:p>
+    <w:p>
+      <w:pPr>
+        <w:pStyle w:val="Compact"/>
+        <w:numPr>
+          <w:ilvl w:val="0"/>
+          <w:numId w:val="1022"/>
         </w:numPr>
       </w:pPr>
       <w:r>
@@ -4848,9 +5801,9 @@
         </w:pict>
       </w:r>
     </w:p>
-    <w:bookmarkEnd w:id="70"/>
-    <w:bookmarkEnd w:id="71"/>
-    <w:bookmarkStart w:id="75" w:name="palindromes-a-faang-favourite"/>
+    <w:bookmarkEnd w:id="73"/>
+    <w:bookmarkEnd w:id="74"/>
+    <w:bookmarkStart w:id="78" w:name="palindromes-a-faang-favourite"/>
     <w:p>
       <w:pPr>
         <w:pStyle w:val="Heading2"/>
@@ -4898,7 +5851,7 @@
         <w:t xml:space="preserve">asked constantly at Google/Meta/Amazon, so know the three levels.</w:t>
       </w:r>
     </w:p>
-    <w:bookmarkStart w:id="72" w:name="Xda42cf88fc3abc2344efabef32e025bd935393f"/>
+    <w:bookmarkStart w:id="75" w:name="Xda42cf88fc3abc2344efabef32e025bd935393f"/>
     <w:p>
       <w:pPr>
         <w:pStyle w:val="Heading3"/>
@@ -4986,8 +5939,8 @@
         <w:t xml:space="preserve">lowercase as you go — LC 125.)</w:t>
       </w:r>
     </w:p>
-    <w:bookmarkEnd w:id="72"/>
-    <w:bookmarkStart w:id="73" w:name="X1755badaca816fc5d76df5ebe539c624397cabc"/>
+    <w:bookmarkEnd w:id="75"/>
+    <w:bookmarkStart w:id="76" w:name="X1755badaca816fc5d76df5ebe539c624397cabc"/>
     <w:p>
       <w:pPr>
         <w:pStyle w:val="Heading3"/>
@@ -5158,137 +6111,6 @@
           <w:rStyle w:val="VerbatimChar"/>
         </w:rPr>
         <w:t xml:space="preserve"># clever reuse of mirror info; rarely required to code, good to name-drop</w:t>
-      </w:r>
-    </w:p>
-    <w:p>
-      <w:pPr>
-        <w:pStyle w:val="Compact"/>
-        <w:numPr>
-          <w:ilvl w:val="0"/>
-          <w:numId w:val="1022"/>
-        </w:numPr>
-      </w:pPr>
-      <w:r>
-        <w:rPr>
-          <w:b/>
-          <w:bCs/>
-        </w:rPr>
-        <w:t xml:space="preserve">Interview note:</w:t>
-      </w:r>
-      <w:r>
-        <w:t xml:space="preserve"> </w:t>
-      </w:r>
-      <w:r>
-        <w:t xml:space="preserve">“expand around centre”</w:t>
-      </w:r>
-      <w:r>
-        <w:t xml:space="preserve"> </w:t>
-      </w:r>
-      <w:r>
-        <w:t xml:space="preserve">(O(n²)) is the expected answer;</w:t>
-      </w:r>
-      <w:r>
-        <w:t xml:space="preserve"> </w:t>
-      </w:r>
-      <w:r>
-        <w:t xml:space="preserve">mentioning</w:t>
-      </w:r>
-      <w:r>
-        <w:t xml:space="preserve"> </w:t>
-      </w:r>
-      <w:r>
-        <w:rPr>
-          <w:b/>
-          <w:bCs/>
-        </w:rPr>
-        <w:t xml:space="preserve">Manacher’s O(n)</w:t>
-      </w:r>
-      <w:r>
-        <w:t xml:space="preserve"> </w:t>
-      </w:r>
-      <w:r>
-        <w:t xml:space="preserve">as the optimal shows depth.</w:t>
-      </w:r>
-    </w:p>
-    <w:p>
-      <w:pPr>
-        <w:pStyle w:val="Compact"/>
-        <w:numPr>
-          <w:ilvl w:val="0"/>
-          <w:numId w:val="1022"/>
-        </w:numPr>
-      </w:pPr>
-      <w:r>
-        <w:rPr>
-          <w:b/>
-          <w:bCs/>
-        </w:rPr>
-        <w:t xml:space="preserve">DP alternative:</w:t>
-      </w:r>
-      <w:r>
-        <w:t xml:space="preserve"> </w:t>
-      </w:r>
-      <w:r>
-        <w:rPr>
-          <w:rStyle w:val="VerbatimChar"/>
-        </w:rPr>
-        <w:t xml:space="preserve">dp[i][j] = (s[i]==s[j]) and dp[i+1][j-1]</w:t>
-      </w:r>
-      <w:r>
-        <w:t xml:space="preserve"> </w:t>
-      </w:r>
-      <w:r>
-        <w:t xml:space="preserve">— O(n²) time and</w:t>
-      </w:r>
-      <w:r>
-        <w:t xml:space="preserve"> </w:t>
-      </w:r>
-      <w:r>
-        <w:t xml:space="preserve">space (covered in Module 14).</w:t>
-      </w:r>
-    </w:p>
-    <w:p>
-      <w:pPr>
-        <w:pStyle w:val="Compact"/>
-        <w:numPr>
-          <w:ilvl w:val="0"/>
-          <w:numId w:val="1022"/>
-        </w:numPr>
-      </w:pPr>
-      <w:r>
-        <w:rPr>
-          <w:b/>
-          <w:bCs/>
-        </w:rPr>
-        <w:t xml:space="preserve">Problems:</w:t>
-      </w:r>
-      <w:r>
-        <w:t xml:space="preserve"> </w:t>
-      </w:r>
-      <w:r>
-        <w:t xml:space="preserve">Longest Palindromic Substring (LC 5); Palindromic Substrings</w:t>
-      </w:r>
-      <w:r>
-        <w:t xml:space="preserve"> </w:t>
-      </w:r>
-      <w:r>
-        <w:t xml:space="preserve">count (LC 647); Valid Palindrome (LC 125); Palindrome Partitioning (LC 131 —</w:t>
-      </w:r>
-      <w:r>
-        <w:t xml:space="preserve"> </w:t>
-      </w:r>
-      <w:r>
-        <w:t xml:space="preserve">backtracking, Module 13).</w:t>
-      </w:r>
-    </w:p>
-    <w:bookmarkEnd w:id="73"/>
-    <w:bookmarkStart w:id="74" w:name="mcqs-7"/>
-    <w:p>
-      <w:pPr>
-        <w:pStyle w:val="Heading3"/>
-      </w:pPr>
-      <w:r>
-        <w:t xml:space="preserve">MCQs</w:t>
       </w:r>
     </w:p>
     <w:p>
@@ -5300,23 +6122,45 @@
         </w:numPr>
       </w:pPr>
       <w:r>
-        <w:t xml:space="preserve">How many centres does expand-around-centre check? →</w:t>
-      </w:r>
-      <w:r>
-        <w:t xml:space="preserve"> </w:t>
-      </w:r>
-      <w:r>
-        <w:rPr>
-          <w:b/>
-          <w:bCs/>
-        </w:rPr>
-        <w:t xml:space="preserve">2n−1</w:t>
-      </w:r>
-      <w:r>
-        <w:t xml:space="preserve"> </w:t>
-      </w:r>
-      <w:r>
-        <w:t xml:space="preserve">(odd + even).</w:t>
+        <w:rPr>
+          <w:b/>
+          <w:bCs/>
+        </w:rPr>
+        <w:t xml:space="preserve">Interview note:</w:t>
+      </w:r>
+      <w:r>
+        <w:t xml:space="preserve"> </w:t>
+      </w:r>
+      <w:r>
+        <w:t xml:space="preserve">“expand around centre”</w:t>
+      </w:r>
+      <w:r>
+        <w:t xml:space="preserve"> </w:t>
+      </w:r>
+      <w:r>
+        <w:t xml:space="preserve">(O(n²)) is the expected answer;</w:t>
+      </w:r>
+      <w:r>
+        <w:t xml:space="preserve"> </w:t>
+      </w:r>
+      <w:r>
+        <w:t xml:space="preserve">mentioning</w:t>
+      </w:r>
+      <w:r>
+        <w:t xml:space="preserve"> </w:t>
+      </w:r>
+      <w:r>
+        <w:rPr>
+          <w:b/>
+          <w:bCs/>
+        </w:rPr>
+        <w:t xml:space="preserve">Manacher’s O(n)</w:t>
+      </w:r>
+      <w:r>
+        <w:t xml:space="preserve"> </w:t>
+      </w:r>
+      <w:r>
+        <w:t xml:space="preserve">as the optimal shows depth.</w:t>
       </w:r>
     </w:p>
     <w:p>
@@ -5325,6 +6169,115 @@
         <w:numPr>
           <w:ilvl w:val="0"/>
           <w:numId w:val="1023"/>
+        </w:numPr>
+      </w:pPr>
+      <w:r>
+        <w:rPr>
+          <w:b/>
+          <w:bCs/>
+        </w:rPr>
+        <w:t xml:space="preserve">DP alternative:</w:t>
+      </w:r>
+      <w:r>
+        <w:t xml:space="preserve"> </w:t>
+      </w:r>
+      <w:r>
+        <w:rPr>
+          <w:rStyle w:val="VerbatimChar"/>
+        </w:rPr>
+        <w:t xml:space="preserve">dp[i][j] = (s[i]==s[j]) and dp[i+1][j-1]</w:t>
+      </w:r>
+      <w:r>
+        <w:t xml:space="preserve"> </w:t>
+      </w:r>
+      <w:r>
+        <w:t xml:space="preserve">— O(n²) time and</w:t>
+      </w:r>
+      <w:r>
+        <w:t xml:space="preserve"> </w:t>
+      </w:r>
+      <w:r>
+        <w:t xml:space="preserve">space (covered in Module 14).</w:t>
+      </w:r>
+    </w:p>
+    <w:p>
+      <w:pPr>
+        <w:pStyle w:val="Compact"/>
+        <w:numPr>
+          <w:ilvl w:val="0"/>
+          <w:numId w:val="1023"/>
+        </w:numPr>
+      </w:pPr>
+      <w:r>
+        <w:rPr>
+          <w:b/>
+          <w:bCs/>
+        </w:rPr>
+        <w:t xml:space="preserve">Problems:</w:t>
+      </w:r>
+      <w:r>
+        <w:t xml:space="preserve"> </w:t>
+      </w:r>
+      <w:r>
+        <w:t xml:space="preserve">Longest Palindromic Substring (LC 5); Palindromic Substrings</w:t>
+      </w:r>
+      <w:r>
+        <w:t xml:space="preserve"> </w:t>
+      </w:r>
+      <w:r>
+        <w:t xml:space="preserve">count (LC 647); Valid Palindrome (LC 125); Palindrome Partitioning (LC 131 —</w:t>
+      </w:r>
+      <w:r>
+        <w:t xml:space="preserve"> </w:t>
+      </w:r>
+      <w:r>
+        <w:t xml:space="preserve">backtracking, Module 13).</w:t>
+      </w:r>
+    </w:p>
+    <w:bookmarkEnd w:id="76"/>
+    <w:bookmarkStart w:id="77" w:name="mcqs-7"/>
+    <w:p>
+      <w:pPr>
+        <w:pStyle w:val="Heading3"/>
+      </w:pPr>
+      <w:r>
+        <w:t xml:space="preserve">MCQs</w:t>
+      </w:r>
+    </w:p>
+    <w:p>
+      <w:pPr>
+        <w:pStyle w:val="Compact"/>
+        <w:numPr>
+          <w:ilvl w:val="0"/>
+          <w:numId w:val="1024"/>
+        </w:numPr>
+      </w:pPr>
+      <w:r>
+        <w:t xml:space="preserve">How many centres does expand-around-centre check? →</w:t>
+      </w:r>
+      <w:r>
+        <w:t xml:space="preserve"> </w:t>
+      </w:r>
+      <w:r>
+        <w:rPr>
+          <w:b/>
+          <w:bCs/>
+        </w:rPr>
+        <w:t xml:space="preserve">2n−1</w:t>
+      </w:r>
+      <w:r>
+        <w:t xml:space="preserve"> </w:t>
+      </w:r>
+      <w:r>
+        <w:t xml:space="preserve">(odd + even).</w:t>
+      </w:r>
+    </w:p>
+    <w:p>
+      <w:pPr>
+        <w:pStyle w:val="Compact"/>
+        <w:numPr>
+          <w:ilvl w:val="0"/>
+          <w:numId w:val="1024"/>
         </w:numPr>
       </w:pPr>
       <w:r>
@@ -5360,9 +6313,9 @@
         </w:pict>
       </w:r>
     </w:p>
-    <w:bookmarkEnd w:id="74"/>
-    <w:bookmarkEnd w:id="75"/>
-    <w:bookmarkStart w:id="76" w:name="module-3-concept-review-one-page"/>
+    <w:bookmarkEnd w:id="77"/>
+    <w:bookmarkEnd w:id="78"/>
+    <w:bookmarkStart w:id="79" w:name="module-3-concept-review-one-page"/>
     <w:p>
       <w:pPr>
         <w:pStyle w:val="Heading2"/>
@@ -5376,7 +6329,7 @@
         <w:pStyle w:val="Compact"/>
         <w:numPr>
           <w:ilvl w:val="0"/>
-          <w:numId w:val="1024"/>
+          <w:numId w:val="1025"/>
         </w:numPr>
       </w:pPr>
       <w:r>
@@ -5422,7 +6375,7 @@
         <w:pStyle w:val="Compact"/>
         <w:numPr>
           <w:ilvl w:val="0"/>
-          <w:numId w:val="1024"/>
+          <w:numId w:val="1025"/>
         </w:numPr>
       </w:pPr>
       <w:r>
@@ -5471,7 +6424,7 @@
         <w:pStyle w:val="Compact"/>
         <w:numPr>
           <w:ilvl w:val="0"/>
-          <w:numId w:val="1024"/>
+          <w:numId w:val="1025"/>
         </w:numPr>
       </w:pPr>
       <w:r>
@@ -5508,7 +6461,7 @@
         <w:pStyle w:val="Compact"/>
         <w:numPr>
           <w:ilvl w:val="0"/>
-          <w:numId w:val="1024"/>
+          <w:numId w:val="1025"/>
         </w:numPr>
       </w:pPr>
       <w:r>
@@ -5536,7 +6489,7 @@
         <w:pStyle w:val="Compact"/>
         <w:numPr>
           <w:ilvl w:val="0"/>
-          <w:numId w:val="1024"/>
+          <w:numId w:val="1025"/>
         </w:numPr>
       </w:pPr>
       <w:r>
@@ -5558,6 +6511,94 @@
         <w:pStyle w:val="Compact"/>
         <w:numPr>
           <w:ilvl w:val="1"/>
+          <w:numId w:val="1026"/>
+        </w:numPr>
+      </w:pPr>
+      <w:r>
+        <w:rPr>
+          <w:b/>
+          <w:bCs/>
+        </w:rPr>
+        <w:t xml:space="preserve">Rabin-Karp</w:t>
+      </w:r>
+      <w:r>
+        <w:t xml:space="preserve"> </w:t>
+      </w:r>
+      <w:r>
+        <w:t xml:space="preserve">→ rolling hash, avg O(n+m); great for multi-pattern.</w:t>
+      </w:r>
+    </w:p>
+    <w:p>
+      <w:pPr>
+        <w:pStyle w:val="Compact"/>
+        <w:numPr>
+          <w:ilvl w:val="1"/>
+          <w:numId w:val="1026"/>
+        </w:numPr>
+      </w:pPr>
+      <w:r>
+        <w:rPr>
+          <w:b/>
+          <w:bCs/>
+        </w:rPr>
+        <w:t xml:space="preserve">KMP</w:t>
+      </w:r>
+      <w:r>
+        <w:t xml:space="preserve"> </w:t>
+      </w:r>
+      <w:r>
+        <w:t xml:space="preserve">→ LPS array, O(n+m); text pointer never goes back.</w:t>
+      </w:r>
+    </w:p>
+    <w:p>
+      <w:pPr>
+        <w:pStyle w:val="Compact"/>
+        <w:numPr>
+          <w:ilvl w:val="1"/>
+          <w:numId w:val="1026"/>
+        </w:numPr>
+      </w:pPr>
+      <w:r>
+        <w:rPr>
+          <w:b/>
+          <w:bCs/>
+        </w:rPr>
+        <w:t xml:space="preserve">Z-algorithm</w:t>
+      </w:r>
+      <w:r>
+        <w:t xml:space="preserve"> </w:t>
+      </w:r>
+      <w:r>
+        <w:t xml:space="preserve">→ Z-array, O(n+m); often easiest to code.</w:t>
+      </w:r>
+    </w:p>
+    <w:p>
+      <w:pPr>
+        <w:pStyle w:val="Compact"/>
+        <w:numPr>
+          <w:ilvl w:val="1"/>
+          <w:numId w:val="1026"/>
+        </w:numPr>
+      </w:pPr>
+      <w:r>
+        <w:rPr>
+          <w:b/>
+          <w:bCs/>
+        </w:rPr>
+        <w:t xml:space="preserve">Boyer-Moore</w:t>
+      </w:r>
+      <w:r>
+        <w:t xml:space="preserve"> </w:t>
+      </w:r>
+      <w:r>
+        <w:t xml:space="preserve">→ right-to-left + skip; sub-linear in practice (grep).</w:t>
+      </w:r>
+    </w:p>
+    <w:p>
+      <w:pPr>
+        <w:pStyle w:val="Compact"/>
+        <w:numPr>
+          <w:ilvl w:val="0"/>
           <w:numId w:val="1025"/>
         </w:numPr>
       </w:pPr>
@@ -5566,20 +6607,26 @@
           <w:b/>
           <w:bCs/>
         </w:rPr>
-        <w:t xml:space="preserve">Rabin-Karp</w:t>
-      </w:r>
-      <w:r>
-        <w:t xml:space="preserve"> </w:t>
-      </w:r>
-      <w:r>
-        <w:t xml:space="preserve">→ rolling hash, avg O(n+m); great for multi-pattern.</w:t>
-      </w:r>
-    </w:p>
-    <w:p>
-      <w:pPr>
-        <w:pStyle w:val="Compact"/>
-        <w:numPr>
-          <w:ilvl w:val="1"/>
+        <w:t xml:space="preserve">Trie</w:t>
+      </w:r>
+      <w:r>
+        <w:t xml:space="preserve"> </w:t>
+      </w:r>
+      <w:r>
+        <w:t xml:space="preserve">→ tree of shared prefixes; insert/search/prefix all O(L); powers</w:t>
+      </w:r>
+      <w:r>
+        <w:t xml:space="preserve"> </w:t>
+      </w:r>
+      <w:r>
+        <w:t xml:space="preserve">autocomplete.</w:t>
+      </w:r>
+    </w:p>
+    <w:p>
+      <w:pPr>
+        <w:pStyle w:val="Compact"/>
+        <w:numPr>
+          <w:ilvl w:val="0"/>
           <w:numId w:val="1025"/>
         </w:numPr>
       </w:pPr>
@@ -5588,20 +6635,26 @@
           <w:b/>
           <w:bCs/>
         </w:rPr>
-        <w:t xml:space="preserve">KMP</w:t>
-      </w:r>
-      <w:r>
-        <w:t xml:space="preserve"> </w:t>
-      </w:r>
-      <w:r>
-        <w:t xml:space="preserve">→ LPS array, O(n+m); text pointer never goes back.</w:t>
-      </w:r>
-    </w:p>
-    <w:p>
-      <w:pPr>
-        <w:pStyle w:val="Compact"/>
-        <w:numPr>
-          <w:ilvl w:val="1"/>
+        <w:t xml:space="preserve">Palindromes</w:t>
+      </w:r>
+      <w:r>
+        <w:t xml:space="preserve"> </w:t>
+      </w:r>
+      <w:r>
+        <w:t xml:space="preserve">→ check with two pointers O(n); longest = expand around centre</w:t>
+      </w:r>
+      <w:r>
+        <w:t xml:space="preserve"> </w:t>
+      </w:r>
+      <w:r>
+        <w:t xml:space="preserve">O(n²) (Manacher O(n)); 2n−1 centres.</w:t>
+      </w:r>
+    </w:p>
+    <w:p>
+      <w:pPr>
+        <w:pStyle w:val="Compact"/>
+        <w:numPr>
+          <w:ilvl w:val="0"/>
           <w:numId w:val="1025"/>
         </w:numPr>
       </w:pPr>
@@ -5610,20 +6663,63 @@
           <w:b/>
           <w:bCs/>
         </w:rPr>
-        <w:t xml:space="preserve">Z-algorithm</w:t>
-      </w:r>
-      <w:r>
-        <w:t xml:space="preserve"> </w:t>
-      </w:r>
-      <w:r>
-        <w:t xml:space="preserve">→ Z-array, O(n+m); often easiest to code.</w:t>
-      </w:r>
-    </w:p>
-    <w:p>
-      <w:pPr>
-        <w:pStyle w:val="Compact"/>
-        <w:numPr>
-          <w:ilvl w:val="1"/>
+        <w:t xml:space="preserve">Substring</w:t>
+      </w:r>
+      <w:r>
+        <w:t xml:space="preserve"> </w:t>
+      </w:r>
+      <w:r>
+        <w:t xml:space="preserve">(contiguous) vs</w:t>
+      </w:r>
+      <w:r>
+        <w:t xml:space="preserve"> </w:t>
+      </w:r>
+      <w:r>
+        <w:rPr>
+          <w:b/>
+          <w:bCs/>
+        </w:rPr>
+        <w:t xml:space="preserve">subsequence</w:t>
+      </w:r>
+      <w:r>
+        <w:t xml:space="preserve"> </w:t>
+      </w:r>
+      <w:r>
+        <w:t xml:space="preserve">(order kept, gaps ok):</w:t>
+      </w:r>
+      <w:r>
+        <w:t xml:space="preserve"> </w:t>
+      </w:r>
+      <w:r>
+        <w:rPr>
+          <w:rStyle w:val="VerbatimChar"/>
+        </w:rPr>
+        <w:t xml:space="preserve">n(n+1)/2</w:t>
+      </w:r>
+      <w:r>
+        <w:t xml:space="preserve"> </w:t>
+      </w:r>
+      <w:r>
+        <w:t xml:space="preserve">vs</w:t>
+      </w:r>
+      <w:r>
+        <w:t xml:space="preserve"> </w:t>
+      </w:r>
+      <w:r>
+        <w:rPr>
+          <w:rStyle w:val="VerbatimChar"/>
+        </w:rPr>
+        <w:t xml:space="preserve">2ⁿ</w:t>
+      </w:r>
+      <w:r>
+        <w:t xml:space="preserve">. Non-contiguous → DP.</w:t>
+      </w:r>
+    </w:p>
+    <w:p>
+      <w:pPr>
+        <w:pStyle w:val="Compact"/>
+        <w:numPr>
+          <w:ilvl w:val="0"/>
           <w:numId w:val="1025"/>
         </w:numPr>
       </w:pPr>
@@ -5632,13 +6728,29 @@
           <w:b/>
           <w:bCs/>
         </w:rPr>
-        <w:t xml:space="preserve">Boyer-Moore</w:t>
-      </w:r>
-      <w:r>
-        <w:t xml:space="preserve"> </w:t>
-      </w:r>
-      <w:r>
-        <w:t xml:space="preserve">→ right-to-left + skip; sub-linear in practice (grep).</w:t>
+        <w:t xml:space="preserve">Edit distance / LCS</w:t>
+      </w:r>
+      <w:r>
+        <w:t xml:space="preserve"> </w:t>
+      </w:r>
+      <w:r>
+        <w:t xml:space="preserve">→ 2D DP (Module 14),</w:t>
+      </w:r>
+      <w:r>
+        <w:t xml:space="preserve"> </w:t>
+      </w:r>
+      <w:r>
+        <w:rPr>
+          <w:i/>
+          <w:iCs/>
+        </w:rPr>
+        <w:t xml:space="preserve">not</w:t>
+      </w:r>
+      <w:r>
+        <w:t xml:space="preserve"> </w:t>
+      </w:r>
+      <w:r>
+        <w:t xml:space="preserve">pattern matching.</w:t>
       </w:r>
     </w:p>
     <w:p>
@@ -5646,266 +6758,58 @@
         <w:pStyle w:val="Compact"/>
         <w:numPr>
           <w:ilvl w:val="0"/>
-          <w:numId w:val="1024"/>
-        </w:numPr>
-      </w:pPr>
-      <w:r>
-        <w:rPr>
-          <w:b/>
-          <w:bCs/>
-        </w:rPr>
-        <w:t xml:space="preserve">Trie</w:t>
-      </w:r>
-      <w:r>
-        <w:t xml:space="preserve"> </w:t>
-      </w:r>
-      <w:r>
-        <w:t xml:space="preserve">→ tree of shared prefixes; insert/search/prefix all O(L); powers</w:t>
-      </w:r>
-      <w:r>
-        <w:t xml:space="preserve"> </w:t>
-      </w:r>
-      <w:r>
-        <w:t xml:space="preserve">autocomplete.</w:t>
-      </w:r>
-    </w:p>
-    <w:p>
-      <w:pPr>
-        <w:pStyle w:val="Compact"/>
-        <w:numPr>
-          <w:ilvl w:val="0"/>
-          <w:numId w:val="1024"/>
-        </w:numPr>
-      </w:pPr>
-      <w:r>
-        <w:rPr>
-          <w:b/>
-          <w:bCs/>
-        </w:rPr>
-        <w:t xml:space="preserve">Palindromes</w:t>
-      </w:r>
-      <w:r>
-        <w:t xml:space="preserve"> </w:t>
-      </w:r>
-      <w:r>
-        <w:t xml:space="preserve">→ check with two pointers O(n); longest = expand around centre</w:t>
-      </w:r>
-      <w:r>
-        <w:t xml:space="preserve"> </w:t>
-      </w:r>
-      <w:r>
-        <w:t xml:space="preserve">O(n²) (Manacher O(n)); 2n−1 centres.</w:t>
-      </w:r>
-    </w:p>
-    <w:bookmarkEnd w:id="76"/>
-    <w:bookmarkStart w:id="77" w:name="module-3-flash-cards"/>
+          <w:numId w:val="1025"/>
+        </w:numPr>
+      </w:pPr>
+      <w:r>
+        <w:rPr>
+          <w:b/>
+          <w:bCs/>
+        </w:rPr>
+        <w:t xml:space="preserve">KMP LPS</w:t>
+      </w:r>
+      <w:r>
+        <w:t xml:space="preserve"> </w:t>
+      </w:r>
+      <w:r>
+        <w:t xml:space="preserve">builds in O(m) via fall-back</w:t>
+      </w:r>
+      <w:r>
+        <w:t xml:space="preserve"> </w:t>
+      </w:r>
+      <w:r>
+        <w:rPr>
+          <w:rStyle w:val="VerbatimChar"/>
+        </w:rPr>
+        <w:t xml:space="preserve">length = LPS[length-1]</w:t>
+      </w:r>
+      <w:r>
+        <w:t xml:space="preserve"> </w:t>
+      </w:r>
+      <w:r>
+        <w:t xml:space="preserve">on mismatch;</w:t>
+      </w:r>
+      <w:r>
+        <w:t xml:space="preserve"> </w:t>
+      </w:r>
+      <w:r>
+        <w:rPr>
+          <w:rStyle w:val="VerbatimChar"/>
+        </w:rPr>
+        <w:t xml:space="preserve">LPS("ababaca") = [0,0,1,2,3,0,1]</w:t>
+      </w:r>
+      <w:r>
+        <w:t xml:space="preserve">.</w:t>
+      </w:r>
+    </w:p>
+    <w:bookmarkEnd w:id="79"/>
+    <w:bookmarkStart w:id="80" w:name="module-3-flash-cards"/>
     <w:p>
       <w:pPr>
         <w:pStyle w:val="Heading2"/>
       </w:pPr>
       <w:r>
         <w:t xml:space="preserve">Module 3 — Flash Cards</w:t>
-      </w:r>
-    </w:p>
-    <w:p>
-      <w:pPr>
-        <w:pStyle w:val="Compact"/>
-        <w:numPr>
-          <w:ilvl w:val="0"/>
-          <w:numId w:val="1026"/>
-        </w:numPr>
-      </w:pPr>
-      <w:r>
-        <w:t xml:space="preserve">Q:</w:t>
-      </w:r>
-      <w:r>
-        <w:t xml:space="preserve"> </w:t>
-      </w:r>
-      <w:r>
-        <w:rPr>
-          <w:rStyle w:val="VerbatimChar"/>
-        </w:rPr>
-        <w:t xml:space="preserve">+=</w:t>
-      </w:r>
-      <w:r>
-        <w:t xml:space="preserve"> </w:t>
-      </w:r>
-      <w:r>
-        <w:t xml:space="preserve">in a loop on a string?</w:t>
-      </w:r>
-      <w:r>
-        <w:t xml:space="preserve"> </w:t>
-      </w:r>
-      <w:r>
-        <w:rPr>
-          <w:b/>
-          <w:bCs/>
-        </w:rPr>
-        <w:t xml:space="preserve">A: O(n²); use join/StringBuilder.</w:t>
-      </w:r>
-    </w:p>
-    <w:p>
-      <w:pPr>
-        <w:pStyle w:val="Compact"/>
-        <w:numPr>
-          <w:ilvl w:val="0"/>
-          <w:numId w:val="1026"/>
-        </w:numPr>
-      </w:pPr>
-      <w:r>
-        <w:t xml:space="preserve">Q: Anagram check space (lowercase)?</w:t>
-      </w:r>
-      <w:r>
-        <w:t xml:space="preserve"> </w:t>
-      </w:r>
-      <w:r>
-        <w:rPr>
-          <w:b/>
-          <w:bCs/>
-        </w:rPr>
-        <w:t xml:space="preserve">A: O(1), int[26].</w:t>
-      </w:r>
-    </w:p>
-    <w:p>
-      <w:pPr>
-        <w:pStyle w:val="Compact"/>
-        <w:numPr>
-          <w:ilvl w:val="0"/>
-          <w:numId w:val="1026"/>
-        </w:numPr>
-      </w:pPr>
-      <w:r>
-        <w:t xml:space="preserve">Q: What does KMP precompute?</w:t>
-      </w:r>
-      <w:r>
-        <w:t xml:space="preserve"> </w:t>
-      </w:r>
-      <w:r>
-        <w:rPr>
-          <w:b/>
-          <w:bCs/>
-        </w:rPr>
-        <w:t xml:space="preserve">A: LPS (prefix function).</w:t>
-      </w:r>
-    </w:p>
-    <w:p>
-      <w:pPr>
-        <w:pStyle w:val="Compact"/>
-        <w:numPr>
-          <w:ilvl w:val="0"/>
-          <w:numId w:val="1026"/>
-        </w:numPr>
-      </w:pPr>
-      <w:r>
-        <w:t xml:space="preserve">Q: KMP / Z / Rabin-Karp time?</w:t>
-      </w:r>
-      <w:r>
-        <w:t xml:space="preserve"> </w:t>
-      </w:r>
-      <w:r>
-        <w:rPr>
-          <w:b/>
-          <w:bCs/>
-        </w:rPr>
-        <w:t xml:space="preserve">A: O(n+m).</w:t>
-      </w:r>
-    </w:p>
-    <w:p>
-      <w:pPr>
-        <w:pStyle w:val="Compact"/>
-        <w:numPr>
-          <w:ilvl w:val="0"/>
-          <w:numId w:val="1026"/>
-        </w:numPr>
-      </w:pPr>
-      <w:r>
-        <w:t xml:space="preserve">Q: Rabin-Karp risk?</w:t>
-      </w:r>
-      <w:r>
-        <w:t xml:space="preserve"> </w:t>
-      </w:r>
-      <w:r>
-        <w:rPr>
-          <w:b/>
-          <w:bCs/>
-        </w:rPr>
-        <w:t xml:space="preserve">A: hash collisions → verify on match.</w:t>
-      </w:r>
-    </w:p>
-    <w:p>
-      <w:pPr>
-        <w:pStyle w:val="Compact"/>
-        <w:numPr>
-          <w:ilvl w:val="0"/>
-          <w:numId w:val="1026"/>
-        </w:numPr>
-      </w:pPr>
-      <w:r>
-        <w:t xml:space="preserve">Q: Which matcher does grep use?</w:t>
-      </w:r>
-      <w:r>
-        <w:t xml:space="preserve"> </w:t>
-      </w:r>
-      <w:r>
-        <w:rPr>
-          <w:b/>
-          <w:bCs/>
-        </w:rPr>
-        <w:t xml:space="preserve">A: Boyer-Moore (right-to-left skip).</w:t>
-      </w:r>
-    </w:p>
-    <w:p>
-      <w:pPr>
-        <w:pStyle w:val="Compact"/>
-        <w:numPr>
-          <w:ilvl w:val="0"/>
-          <w:numId w:val="1026"/>
-        </w:numPr>
-      </w:pPr>
-      <w:r>
-        <w:t xml:space="preserve">Q: Trie search time?</w:t>
-      </w:r>
-      <w:r>
-        <w:t xml:space="preserve"> </w:t>
-      </w:r>
-      <w:r>
-        <w:rPr>
-          <w:b/>
-          <w:bCs/>
-        </w:rPr>
-        <w:t xml:space="preserve">A: O(L), independent of #words.</w:t>
-      </w:r>
-    </w:p>
-    <w:p>
-      <w:pPr>
-        <w:pStyle w:val="Compact"/>
-        <w:numPr>
-          <w:ilvl w:val="0"/>
-          <w:numId w:val="1026"/>
-        </w:numPr>
-      </w:pPr>
-      <w:r>
-        <w:t xml:space="preserve">Q: Prefix query structure?</w:t>
-      </w:r>
-      <w:r>
-        <w:t xml:space="preserve"> </w:t>
-      </w:r>
-      <w:r>
-        <w:rPr>
-          <w:b/>
-          <w:bCs/>
-        </w:rPr>
-        <w:t xml:space="preserve">A: trie (hashmap can’t do prefixes).</w:t>
-      </w:r>
-    </w:p>
-    <w:bookmarkEnd w:id="77"/>
-    <w:bookmarkStart w:id="78" w:name="module-3-pattern-recognition"/>
-    <w:p>
-      <w:pPr>
-        <w:pStyle w:val="Heading2"/>
-      </w:pPr>
-      <w:r>
-        <w:t xml:space="preserve">Module 3 — Pattern Recognition</w:t>
       </w:r>
     </w:p>
     <w:p>
@@ -5917,26 +6821,32 @@
         </w:numPr>
       </w:pPr>
       <w:r>
-        <w:t xml:space="preserve">“Count letters / anagrams / permutations of letters”</w:t>
-      </w:r>
-      <w:r>
-        <w:t xml:space="preserve"> </w:t>
-      </w:r>
-      <w:r>
-        <w:t xml:space="preserve">→</w:t>
-      </w:r>
-      <w:r>
-        <w:t xml:space="preserve"> </w:t>
-      </w:r>
-      <w:r>
-        <w:rPr>
-          <w:b/>
-          <w:bCs/>
-        </w:rPr>
-        <w:t xml:space="preserve">int[26] / hashmap</w:t>
-      </w:r>
-      <w:r>
-        <w:t xml:space="preserve">.</w:t>
+        <w:t xml:space="preserve">Q:</w:t>
+      </w:r>
+      <w:r>
+        <w:t xml:space="preserve"> </w:t>
+      </w:r>
+      <w:r>
+        <w:rPr>
+          <w:rStyle w:val="VerbatimChar"/>
+        </w:rPr>
+        <w:t xml:space="preserve">+=</w:t>
+      </w:r>
+      <w:r>
+        <w:t xml:space="preserve"> </w:t>
+      </w:r>
+      <w:r>
+        <w:t xml:space="preserve">in a loop on a string?</w:t>
+      </w:r>
+      <w:r>
+        <w:t xml:space="preserve"> </w:t>
+      </w:r>
+      <w:r>
+        <w:rPr>
+          <w:b/>
+          <w:bCs/>
+        </w:rPr>
+        <w:t xml:space="preserve">A: O(n²); use join/StringBuilder.</w:t>
       </w:r>
     </w:p>
     <w:p>
@@ -5948,29 +6858,17 @@
         </w:numPr>
       </w:pPr>
       <w:r>
-        <w:t xml:space="preserve">“Find a pattern in a text once”</w:t>
-      </w:r>
-      <w:r>
-        <w:t xml:space="preserve"> </w:t>
-      </w:r>
-      <w:r>
-        <w:t xml:space="preserve">→</w:t>
-      </w:r>
-      <w:r>
-        <w:t xml:space="preserve"> </w:t>
-      </w:r>
-      <w:r>
-        <w:rPr>
-          <w:b/>
-          <w:bCs/>
-        </w:rPr>
-        <w:t xml:space="preserve">KMP or Z</w:t>
-      </w:r>
-      <w:r>
-        <w:t xml:space="preserve"> </w:t>
-      </w:r>
-      <w:r>
-        <w:t xml:space="preserve">(O(n+m)).</w:t>
+        <w:t xml:space="preserve">Q: Anagram check space (lowercase)?</w:t>
+      </w:r>
+      <w:r>
+        <w:t xml:space="preserve"> </w:t>
+      </w:r>
+      <w:r>
+        <w:rPr>
+          <w:b/>
+          <w:bCs/>
+        </w:rPr>
+        <w:t xml:space="preserve">A: O(1), int[26].</w:t>
       </w:r>
     </w:p>
     <w:p>
@@ -5982,26 +6880,17 @@
         </w:numPr>
       </w:pPr>
       <w:r>
-        <w:t xml:space="preserve">“Compare many substrings / detect duplicates”</w:t>
-      </w:r>
-      <w:r>
-        <w:t xml:space="preserve"> </w:t>
-      </w:r>
-      <w:r>
-        <w:t xml:space="preserve">→</w:t>
-      </w:r>
-      <w:r>
-        <w:t xml:space="preserve"> </w:t>
-      </w:r>
-      <w:r>
-        <w:rPr>
-          <w:b/>
-          <w:bCs/>
-        </w:rPr>
-        <w:t xml:space="preserve">rolling hash</w:t>
-      </w:r>
-      <w:r>
-        <w:t xml:space="preserve">.</w:t>
+        <w:t xml:space="preserve">Q: What does KMP precompute?</w:t>
+      </w:r>
+      <w:r>
+        <w:t xml:space="preserve"> </w:t>
+      </w:r>
+      <w:r>
+        <w:rPr>
+          <w:b/>
+          <w:bCs/>
+        </w:rPr>
+        <w:t xml:space="preserve">A: LPS (prefix function).</w:t>
       </w:r>
     </w:p>
     <w:p>
@@ -6013,26 +6902,17 @@
         </w:numPr>
       </w:pPr>
       <w:r>
-        <w:t xml:space="preserve">“Autocomplete / prefix / many words”</w:t>
-      </w:r>
-      <w:r>
-        <w:t xml:space="preserve"> </w:t>
-      </w:r>
-      <w:r>
-        <w:t xml:space="preserve">→</w:t>
-      </w:r>
-      <w:r>
-        <w:t xml:space="preserve"> </w:t>
-      </w:r>
-      <w:r>
-        <w:rPr>
-          <w:b/>
-          <w:bCs/>
-        </w:rPr>
-        <w:t xml:space="preserve">Trie</w:t>
-      </w:r>
-      <w:r>
-        <w:t xml:space="preserve">.</w:t>
+        <w:t xml:space="preserve">Q: KMP / Z / Rabin-Karp time?</w:t>
+      </w:r>
+      <w:r>
+        <w:t xml:space="preserve"> </w:t>
+      </w:r>
+      <w:r>
+        <w:rPr>
+          <w:b/>
+          <w:bCs/>
+        </w:rPr>
+        <w:t xml:space="preserve">A: O(n+m).</w:t>
       </w:r>
     </w:p>
     <w:p>
@@ -6044,26 +6924,17 @@
         </w:numPr>
       </w:pPr>
       <w:r>
-        <w:t xml:space="preserve">“Search many patterns at once”</w:t>
-      </w:r>
-      <w:r>
-        <w:t xml:space="preserve"> </w:t>
-      </w:r>
-      <w:r>
-        <w:t xml:space="preserve">→</w:t>
-      </w:r>
-      <w:r>
-        <w:t xml:space="preserve"> </w:t>
-      </w:r>
-      <w:r>
-        <w:rPr>
-          <w:b/>
-          <w:bCs/>
-        </w:rPr>
-        <w:t xml:space="preserve">Rabin-Karp / Aho-Corasick</w:t>
-      </w:r>
-      <w:r>
-        <w:t xml:space="preserve">.</w:t>
+        <w:t xml:space="preserve">Q: Rabin-Karp risk?</w:t>
+      </w:r>
+      <w:r>
+        <w:t xml:space="preserve"> </w:t>
+      </w:r>
+      <w:r>
+        <w:rPr>
+          <w:b/>
+          <w:bCs/>
+        </w:rPr>
+        <w:t xml:space="preserve">A: hash collisions → verify on match.</w:t>
       </w:r>
     </w:p>
     <w:p>
@@ -6075,29 +6946,17 @@
         </w:numPr>
       </w:pPr>
       <w:r>
-        <w:t xml:space="preserve">“Longest/shortest substring with a condition”</w:t>
-      </w:r>
-      <w:r>
-        <w:t xml:space="preserve"> </w:t>
-      </w:r>
-      <w:r>
-        <w:t xml:space="preserve">→</w:t>
-      </w:r>
-      <w:r>
-        <w:t xml:space="preserve"> </w:t>
-      </w:r>
-      <w:r>
-        <w:rPr>
-          <w:b/>
-          <w:bCs/>
-        </w:rPr>
-        <w:t xml:space="preserve">sliding window</w:t>
-      </w:r>
-      <w:r>
-        <w:t xml:space="preserve"> </w:t>
-      </w:r>
-      <w:r>
-        <w:t xml:space="preserve">(Module 2).</w:t>
+        <w:t xml:space="preserve">Q: Which matcher does grep use?</w:t>
+      </w:r>
+      <w:r>
+        <w:t xml:space="preserve"> </w:t>
+      </w:r>
+      <w:r>
+        <w:rPr>
+          <w:b/>
+          <w:bCs/>
+        </w:rPr>
+        <w:t xml:space="preserve">A: Boyer-Moore (right-to-left skip).</w:t>
       </w:r>
     </w:p>
     <w:p>
@@ -6109,36 +6968,180 @@
         </w:numPr>
       </w:pPr>
       <w:r>
-        <w:t xml:space="preserve">“Palindrome / longest palindrome”</w:t>
-      </w:r>
-      <w:r>
-        <w:t xml:space="preserve"> </w:t>
-      </w:r>
-      <w:r>
-        <w:t xml:space="preserve">→</w:t>
-      </w:r>
-      <w:r>
-        <w:t xml:space="preserve"> </w:t>
-      </w:r>
-      <w:r>
-        <w:rPr>
-          <w:b/>
-          <w:bCs/>
-        </w:rPr>
-        <w:t xml:space="preserve">two pointers / expand around centre</w:t>
-      </w:r>
-      <w:r>
+        <w:t xml:space="preserve">Q: Trie search time?</w:t>
+      </w:r>
+      <w:r>
+        <w:t xml:space="preserve"> </w:t>
+      </w:r>
+      <w:r>
+        <w:rPr>
+          <w:b/>
+          <w:bCs/>
+        </w:rPr>
+        <w:t xml:space="preserve">A: O(L), independent of #words.</w:t>
+      </w:r>
+    </w:p>
+    <w:p>
+      <w:pPr>
+        <w:pStyle w:val="Compact"/>
+        <w:numPr>
+          <w:ilvl w:val="0"/>
+          <w:numId w:val="1027"/>
+        </w:numPr>
+      </w:pPr>
+      <w:r>
+        <w:t xml:space="preserve">Q: Prefix query structure?</w:t>
+      </w:r>
+      <w:r>
+        <w:t xml:space="preserve"> </w:t>
+      </w:r>
+      <w:r>
+        <w:rPr>
+          <w:b/>
+          <w:bCs/>
+        </w:rPr>
+        <w:t xml:space="preserve">A: trie (hashmap can’t do prefixes).</w:t>
+      </w:r>
+    </w:p>
+    <w:p>
+      <w:pPr>
+        <w:pStyle w:val="Compact"/>
+        <w:numPr>
+          <w:ilvl w:val="0"/>
+          <w:numId w:val="1027"/>
+        </w:numPr>
+      </w:pPr>
+      <w:r>
+        <w:t xml:space="preserve">Q: Substring vs subsequence?</w:t>
+      </w:r>
+      <w:r>
+        <w:t xml:space="preserve"> </w:t>
+      </w:r>
+      <w:r>
+        <w:rPr>
+          <w:b/>
+          <w:bCs/>
+        </w:rPr>
+        <w:t xml:space="preserve">A: substring is contiguous; subsequence keeps order but allows gaps.</w:t>
+      </w:r>
+    </w:p>
+    <w:p>
+      <w:pPr>
+        <w:pStyle w:val="Compact"/>
+        <w:numPr>
+          <w:ilvl w:val="0"/>
+          <w:numId w:val="1027"/>
+        </w:numPr>
+      </w:pPr>
+      <w:r>
+        <w:t xml:space="preserve">Q:</w:t>
+      </w:r>
+      <w:r>
+        <w:t xml:space="preserve"> </w:t>
+      </w:r>
+      <w:r>
+        <w:t xml:space="preserve">“Minimum edits to transform A→B”</w:t>
+      </w:r>
+      <w:r>
+        <w:t xml:space="preserve">?</w:t>
+      </w:r>
+      <w:r>
+        <w:t xml:space="preserve"> </w:t>
+      </w:r>
+      <w:r>
+        <w:rPr>
+          <w:b/>
+          <w:bCs/>
+        </w:rPr>
+        <w:t xml:space="preserve">A: edit distance = 2D DP (Module 14).</w:t>
+      </w:r>
+    </w:p>
+    <w:p>
+      <w:pPr>
+        <w:pStyle w:val="Compact"/>
+        <w:numPr>
+          <w:ilvl w:val="0"/>
+          <w:numId w:val="1027"/>
+        </w:numPr>
+      </w:pPr>
+      <w:r>
+        <w:t xml:space="preserve">Q:</w:t>
+      </w:r>
+      <w:r>
+        <w:t xml:space="preserve"> </w:t>
+      </w:r>
+      <w:r>
+        <w:rPr>
+          <w:rStyle w:val="VerbatimChar"/>
+        </w:rPr>
+        <w:t xml:space="preserve">LPS("ababaca")</w:t>
+      </w:r>
+      <w:r>
+        <w:t xml:space="preserve">?</w:t>
+      </w:r>
+      <w:r>
+        <w:t xml:space="preserve"> </w:t>
+      </w:r>
+      <w:r>
+        <w:rPr>
+          <w:b/>
+          <w:bCs/>
+        </w:rPr>
+        <w:t xml:space="preserve">A: [0,0,1,2,3,0,1].</w:t>
+      </w:r>
+    </w:p>
+    <w:p>
+      <w:pPr>
+        <w:pStyle w:val="Compact"/>
+        <w:numPr>
+          <w:ilvl w:val="0"/>
+          <w:numId w:val="1027"/>
+        </w:numPr>
+      </w:pPr>
+      <w:r>
+        <w:t xml:space="preserve">Q: On LPS mismatch (length&gt;0)?</w:t>
+      </w:r>
+      <w:r>
+        <w:t xml:space="preserve"> </w:t>
+      </w:r>
+      <w:r>
+        <w:rPr>
+          <w:b/>
+          <w:bCs/>
+        </w:rPr>
+        <w:t xml:space="preserve">A: fall back</w:t>
+      </w:r>
+      <w:r>
+        <w:rPr>
+          <w:b/>
+          <w:bCs/>
+        </w:rPr>
+        <w:t xml:space="preserve"> </w:t>
+      </w:r>
+      <w:r>
+        <w:rPr>
+          <w:rStyle w:val="VerbatimChar"/>
+          <w:b/>
+          <w:bCs/>
+        </w:rPr>
+        <w:t xml:space="preserve">length = LPS[length-1]</w:t>
+      </w:r>
+      <w:r>
+        <w:rPr>
+          <w:b/>
+          <w:bCs/>
+        </w:rPr>
         <w:t xml:space="preserve">.</w:t>
       </w:r>
     </w:p>
-    <w:bookmarkEnd w:id="78"/>
-    <w:bookmarkStart w:id="79" w:name="Xe290b9c781af680cf10d1c65a551e1e122cff49"/>
+    <w:bookmarkEnd w:id="80"/>
+    <w:bookmarkStart w:id="81" w:name="module-3-pattern-recognition"/>
     <w:p>
       <w:pPr>
         <w:pStyle w:val="Heading2"/>
       </w:pPr>
       <w:r>
-        <w:t xml:space="preserve">Module 3 — Interview Questions (with follow-ups)</w:t>
+        <w:t xml:space="preserve">Module 3 — Pattern Recognition</w:t>
       </w:r>
     </w:p>
     <w:p>
@@ -6150,6 +7153,273 @@
         </w:numPr>
       </w:pPr>
       <w:r>
+        <w:t xml:space="preserve">“Count letters / anagrams / permutations of letters”</w:t>
+      </w:r>
+      <w:r>
+        <w:t xml:space="preserve"> </w:t>
+      </w:r>
+      <w:r>
+        <w:t xml:space="preserve">→</w:t>
+      </w:r>
+      <w:r>
+        <w:t xml:space="preserve"> </w:t>
+      </w:r>
+      <w:r>
+        <w:rPr>
+          <w:b/>
+          <w:bCs/>
+        </w:rPr>
+        <w:t xml:space="preserve">int[26] / hashmap</w:t>
+      </w:r>
+      <w:r>
+        <w:t xml:space="preserve">.</w:t>
+      </w:r>
+    </w:p>
+    <w:p>
+      <w:pPr>
+        <w:pStyle w:val="Compact"/>
+        <w:numPr>
+          <w:ilvl w:val="0"/>
+          <w:numId w:val="1028"/>
+        </w:numPr>
+      </w:pPr>
+      <w:r>
+        <w:t xml:space="preserve">“Find a pattern in a text once”</w:t>
+      </w:r>
+      <w:r>
+        <w:t xml:space="preserve"> </w:t>
+      </w:r>
+      <w:r>
+        <w:t xml:space="preserve">→</w:t>
+      </w:r>
+      <w:r>
+        <w:t xml:space="preserve"> </w:t>
+      </w:r>
+      <w:r>
+        <w:rPr>
+          <w:b/>
+          <w:bCs/>
+        </w:rPr>
+        <w:t xml:space="preserve">KMP or Z</w:t>
+      </w:r>
+      <w:r>
+        <w:t xml:space="preserve"> </w:t>
+      </w:r>
+      <w:r>
+        <w:t xml:space="preserve">(O(n+m)).</w:t>
+      </w:r>
+    </w:p>
+    <w:p>
+      <w:pPr>
+        <w:pStyle w:val="Compact"/>
+        <w:numPr>
+          <w:ilvl w:val="0"/>
+          <w:numId w:val="1028"/>
+        </w:numPr>
+      </w:pPr>
+      <w:r>
+        <w:t xml:space="preserve">“Compare many substrings / detect duplicates”</w:t>
+      </w:r>
+      <w:r>
+        <w:t xml:space="preserve"> </w:t>
+      </w:r>
+      <w:r>
+        <w:t xml:space="preserve">→</w:t>
+      </w:r>
+      <w:r>
+        <w:t xml:space="preserve"> </w:t>
+      </w:r>
+      <w:r>
+        <w:rPr>
+          <w:b/>
+          <w:bCs/>
+        </w:rPr>
+        <w:t xml:space="preserve">rolling hash</w:t>
+      </w:r>
+      <w:r>
+        <w:t xml:space="preserve">.</w:t>
+      </w:r>
+    </w:p>
+    <w:p>
+      <w:pPr>
+        <w:pStyle w:val="Compact"/>
+        <w:numPr>
+          <w:ilvl w:val="0"/>
+          <w:numId w:val="1028"/>
+        </w:numPr>
+      </w:pPr>
+      <w:r>
+        <w:t xml:space="preserve">“Autocomplete / prefix / many words”</w:t>
+      </w:r>
+      <w:r>
+        <w:t xml:space="preserve"> </w:t>
+      </w:r>
+      <w:r>
+        <w:t xml:space="preserve">→</w:t>
+      </w:r>
+      <w:r>
+        <w:t xml:space="preserve"> </w:t>
+      </w:r>
+      <w:r>
+        <w:rPr>
+          <w:b/>
+          <w:bCs/>
+        </w:rPr>
+        <w:t xml:space="preserve">Trie</w:t>
+      </w:r>
+      <w:r>
+        <w:t xml:space="preserve">.</w:t>
+      </w:r>
+    </w:p>
+    <w:p>
+      <w:pPr>
+        <w:pStyle w:val="Compact"/>
+        <w:numPr>
+          <w:ilvl w:val="0"/>
+          <w:numId w:val="1028"/>
+        </w:numPr>
+      </w:pPr>
+      <w:r>
+        <w:t xml:space="preserve">“Search many patterns at once”</w:t>
+      </w:r>
+      <w:r>
+        <w:t xml:space="preserve"> </w:t>
+      </w:r>
+      <w:r>
+        <w:t xml:space="preserve">→</w:t>
+      </w:r>
+      <w:r>
+        <w:t xml:space="preserve"> </w:t>
+      </w:r>
+      <w:r>
+        <w:rPr>
+          <w:b/>
+          <w:bCs/>
+        </w:rPr>
+        <w:t xml:space="preserve">Rabin-Karp / Aho-Corasick</w:t>
+      </w:r>
+      <w:r>
+        <w:t xml:space="preserve">.</w:t>
+      </w:r>
+    </w:p>
+    <w:p>
+      <w:pPr>
+        <w:pStyle w:val="Compact"/>
+        <w:numPr>
+          <w:ilvl w:val="0"/>
+          <w:numId w:val="1028"/>
+        </w:numPr>
+      </w:pPr>
+      <w:r>
+        <w:t xml:space="preserve">“Longest/shortest substring with a condition”</w:t>
+      </w:r>
+      <w:r>
+        <w:t xml:space="preserve"> </w:t>
+      </w:r>
+      <w:r>
+        <w:t xml:space="preserve">→</w:t>
+      </w:r>
+      <w:r>
+        <w:t xml:space="preserve"> </w:t>
+      </w:r>
+      <w:r>
+        <w:rPr>
+          <w:b/>
+          <w:bCs/>
+        </w:rPr>
+        <w:t xml:space="preserve">sliding window</w:t>
+      </w:r>
+      <w:r>
+        <w:t xml:space="preserve"> </w:t>
+      </w:r>
+      <w:r>
+        <w:t xml:space="preserve">(Module 2).</w:t>
+      </w:r>
+    </w:p>
+    <w:p>
+      <w:pPr>
+        <w:pStyle w:val="Compact"/>
+        <w:numPr>
+          <w:ilvl w:val="0"/>
+          <w:numId w:val="1028"/>
+        </w:numPr>
+      </w:pPr>
+      <w:r>
+        <w:t xml:space="preserve">“Palindrome / longest palindrome”</w:t>
+      </w:r>
+      <w:r>
+        <w:t xml:space="preserve"> </w:t>
+      </w:r>
+      <w:r>
+        <w:t xml:space="preserve">→</w:t>
+      </w:r>
+      <w:r>
+        <w:t xml:space="preserve"> </w:t>
+      </w:r>
+      <w:r>
+        <w:rPr>
+          <w:b/>
+          <w:bCs/>
+        </w:rPr>
+        <w:t xml:space="preserve">two pointers / expand around centre</w:t>
+      </w:r>
+      <w:r>
+        <w:t xml:space="preserve">.</w:t>
+      </w:r>
+    </w:p>
+    <w:p>
+      <w:pPr>
+        <w:pStyle w:val="Compact"/>
+        <w:numPr>
+          <w:ilvl w:val="0"/>
+          <w:numId w:val="1028"/>
+        </w:numPr>
+      </w:pPr>
+      <w:r>
+        <w:t xml:space="preserve">“Minimum edits / longest common subsequence / transform strings”</w:t>
+      </w:r>
+      <w:r>
+        <w:t xml:space="preserve"> </w:t>
+      </w:r>
+      <w:r>
+        <w:t xml:space="preserve">→</w:t>
+      </w:r>
+      <w:r>
+        <w:t xml:space="preserve"> </w:t>
+      </w:r>
+      <w:r>
+        <w:rPr>
+          <w:b/>
+          <w:bCs/>
+        </w:rPr>
+        <w:t xml:space="preserve">DP</w:t>
+      </w:r>
+      <w:r>
+        <w:t xml:space="preserve"> </w:t>
+      </w:r>
+      <w:r>
+        <w:t xml:space="preserve">(Module 14), not pattern matching.</w:t>
+      </w:r>
+    </w:p>
+    <w:bookmarkEnd w:id="81"/>
+    <w:bookmarkStart w:id="82" w:name="Xe290b9c781af680cf10d1c65a551e1e122cff49"/>
+    <w:p>
+      <w:pPr>
+        <w:pStyle w:val="Heading2"/>
+      </w:pPr>
+      <w:r>
+        <w:t xml:space="preserve">Module 3 — Interview Questions (with follow-ups)</w:t>
+      </w:r>
+    </w:p>
+    <w:p>
+      <w:pPr>
+        <w:pStyle w:val="Compact"/>
+        <w:numPr>
+          <w:ilvl w:val="0"/>
+          <w:numId w:val="1029"/>
+        </w:numPr>
+      </w:pPr>
+      <w:r>
         <w:rPr>
           <w:i/>
           <w:iCs/>
@@ -6178,7 +7448,7 @@
         <w:pStyle w:val="Compact"/>
         <w:numPr>
           <w:ilvl w:val="0"/>
-          <w:numId w:val="1028"/>
+          <w:numId w:val="1029"/>
         </w:numPr>
       </w:pPr>
       <w:r>
@@ -6226,7 +7496,7 @@
         <w:pStyle w:val="Compact"/>
         <w:numPr>
           <w:ilvl w:val="0"/>
-          <w:numId w:val="1028"/>
+          <w:numId w:val="1029"/>
         </w:numPr>
       </w:pPr>
       <w:r>
@@ -6264,7 +7534,7 @@
         <w:pStyle w:val="Compact"/>
         <w:numPr>
           <w:ilvl w:val="0"/>
-          <w:numId w:val="1028"/>
+          <w:numId w:val="1029"/>
         </w:numPr>
       </w:pPr>
       <w:r>
@@ -6296,7 +7566,7 @@
         <w:pStyle w:val="Compact"/>
         <w:numPr>
           <w:ilvl w:val="0"/>
-          <w:numId w:val="1028"/>
+          <w:numId w:val="1029"/>
         </w:numPr>
       </w:pPr>
       <w:r>
@@ -6358,16 +7628,6 @@
         <w:t xml:space="preserve">→ join/StringBuilder.</w:t>
       </w:r>
     </w:p>
-    <w:bookmarkEnd w:id="79"/>
-    <w:bookmarkStart w:id="80" w:name="module-3-gate-sebi-rbi-isro-perspective"/>
-    <w:p>
-      <w:pPr>
-        <w:pStyle w:val="Heading2"/>
-      </w:pPr>
-      <w:r>
-        <w:t xml:space="preserve">Module 3 — GATE / SEBI / RBI / ISRO Perspective</w:t>
-      </w:r>
-    </w:p>
     <w:p>
       <w:pPr>
         <w:pStyle w:val="Compact"/>
@@ -6378,70 +7638,58 @@
       </w:pPr>
       <w:r>
         <w:rPr>
-          <w:b/>
-          <w:bCs/>
-        </w:rPr>
-        <w:t xml:space="preserve">GATE favourites:</w:t>
-      </w:r>
-      <w:r>
-        <w:t xml:space="preserve"> </w:t>
-      </w:r>
-      <w:r>
-        <w:t xml:space="preserve">computing the</w:t>
-      </w:r>
-      <w:r>
-        <w:t xml:space="preserve"> </w:t>
-      </w:r>
-      <w:r>
-        <w:rPr>
-          <w:b/>
-          <w:bCs/>
-        </w:rPr>
-        <w:t xml:space="preserve">KMP LPS/failure function</w:t>
-      </w:r>
-      <w:r>
-        <w:t xml:space="preserve"> </w:t>
-      </w:r>
-      <w:r>
-        <w:t xml:space="preserve">by hand,</w:t>
-      </w:r>
-      <w:r>
-        <w:t xml:space="preserve"> </w:t>
-      </w:r>
-      <w:r>
-        <w:t xml:space="preserve">tracing</w:t>
-      </w:r>
-      <w:r>
-        <w:t xml:space="preserve"> </w:t>
-      </w:r>
-      <w:r>
-        <w:rPr>
-          <w:b/>
-          <w:bCs/>
-        </w:rPr>
-        <w:t xml:space="preserve">naive vs KMP</w:t>
-      </w:r>
-      <w:r>
-        <w:t xml:space="preserve"> </w:t>
-      </w:r>
-      <w:r>
-        <w:t xml:space="preserve">comparisons, and</w:t>
-      </w:r>
-      <w:r>
-        <w:t xml:space="preserve"> </w:t>
-      </w:r>
-      <w:r>
-        <w:rPr>
-          <w:b/>
-          <w:bCs/>
-        </w:rPr>
-        <w:t xml:space="preserve">trie</w:t>
-      </w:r>
-      <w:r>
-        <w:t xml:space="preserve"> </w:t>
-      </w:r>
-      <w:r>
-        <w:t xml:space="preserve">structure questions.</w:t>
+          <w:i/>
+          <w:iCs/>
+        </w:rPr>
+        <w:t xml:space="preserve">Build the KMP LPS for a given pattern by hand.</w:t>
+      </w:r>
+      <w:r>
+        <w:t xml:space="preserve"> </w:t>
+      </w:r>
+      <w:r>
+        <w:t xml:space="preserve">FU:</w:t>
+      </w:r>
+      <w:r>
+        <w:t xml:space="preserve"> </w:t>
+      </w:r>
+      <w:r>
+        <w:rPr>
+          <w:i/>
+          <w:iCs/>
+        </w:rPr>
+        <w:t xml:space="preserve">why is the build itself</w:t>
+      </w:r>
+      <w:r>
+        <w:rPr>
+          <w:i/>
+          <w:iCs/>
+        </w:rPr>
+        <w:t xml:space="preserve"> </w:t>
+      </w:r>
+      <w:r>
+        <w:rPr>
+          <w:i/>
+          <w:iCs/>
+        </w:rPr>
+        <w:t xml:space="preserve">O(m)?</w:t>
+      </w:r>
+      <w:r>
+        <w:t xml:space="preserve"> </w:t>
+      </w:r>
+      <w:r>
+        <w:t xml:space="preserve">→ each fall-back only decreases</w:t>
+      </w:r>
+      <w:r>
+        <w:t xml:space="preserve"> </w:t>
+      </w:r>
+      <w:r>
+        <w:rPr>
+          <w:rStyle w:val="VerbatimChar"/>
+        </w:rPr>
+        <w:t xml:space="preserve">length</w:t>
+      </w:r>
+      <w:r>
+        <w:t xml:space="preserve">.</w:t>
       </w:r>
     </w:p>
     <w:p>
@@ -6454,6 +7702,136 @@
       </w:pPr>
       <w:r>
         <w:rPr>
+          <w:i/>
+          <w:iCs/>
+        </w:rPr>
+        <w:t xml:space="preserve">Edit distance between two words.</w:t>
+      </w:r>
+      <w:r>
+        <w:t xml:space="preserve"> </w:t>
+      </w:r>
+      <w:r>
+        <w:t xml:space="preserve">FU:</w:t>
+      </w:r>
+      <w:r>
+        <w:t xml:space="preserve"> </w:t>
+      </w:r>
+      <w:r>
+        <w:rPr>
+          <w:i/>
+          <w:iCs/>
+        </w:rPr>
+        <w:t xml:space="preserve">state the DP recurrence</w:t>
+      </w:r>
+      <w:r>
+        <w:t xml:space="preserve"> </w:t>
+      </w:r>
+      <w:r>
+        <w:t xml:space="preserve">→ 2D DP</w:t>
+      </w:r>
+      <w:r>
+        <w:t xml:space="preserve"> </w:t>
+      </w:r>
+      <w:r>
+        <w:t xml:space="preserve">(Module 14).</w:t>
+      </w:r>
+    </w:p>
+    <w:bookmarkEnd w:id="82"/>
+    <w:bookmarkStart w:id="83" w:name="module-3-gate-sebi-rbi-isro-perspective"/>
+    <w:p>
+      <w:pPr>
+        <w:pStyle w:val="Heading2"/>
+      </w:pPr>
+      <w:r>
+        <w:t xml:space="preserve">Module 3 — GATE / SEBI / RBI / ISRO Perspective</w:t>
+      </w:r>
+    </w:p>
+    <w:p>
+      <w:pPr>
+        <w:pStyle w:val="Compact"/>
+        <w:numPr>
+          <w:ilvl w:val="0"/>
+          <w:numId w:val="1030"/>
+        </w:numPr>
+      </w:pPr>
+      <w:r>
+        <w:rPr>
+          <w:b/>
+          <w:bCs/>
+        </w:rPr>
+        <w:t xml:space="preserve">GATE favourites:</w:t>
+      </w:r>
+      <w:r>
+        <w:t xml:space="preserve"> </w:t>
+      </w:r>
+      <w:r>
+        <w:t xml:space="preserve">computing the</w:t>
+      </w:r>
+      <w:r>
+        <w:t xml:space="preserve"> </w:t>
+      </w:r>
+      <w:r>
+        <w:rPr>
+          <w:b/>
+          <w:bCs/>
+        </w:rPr>
+        <w:t xml:space="preserve">KMP LPS/failure function</w:t>
+      </w:r>
+      <w:r>
+        <w:t xml:space="preserve"> </w:t>
+      </w:r>
+      <w:r>
+        <w:t xml:space="preserve">by hand,</w:t>
+      </w:r>
+      <w:r>
+        <w:t xml:space="preserve"> </w:t>
+      </w:r>
+      <w:r>
+        <w:t xml:space="preserve">tracing</w:t>
+      </w:r>
+      <w:r>
+        <w:t xml:space="preserve"> </w:t>
+      </w:r>
+      <w:r>
+        <w:rPr>
+          <w:b/>
+          <w:bCs/>
+        </w:rPr>
+        <w:t xml:space="preserve">naive vs KMP</w:t>
+      </w:r>
+      <w:r>
+        <w:t xml:space="preserve"> </w:t>
+      </w:r>
+      <w:r>
+        <w:t xml:space="preserve">comparisons, and</w:t>
+      </w:r>
+      <w:r>
+        <w:t xml:space="preserve"> </w:t>
+      </w:r>
+      <w:r>
+        <w:rPr>
+          <w:b/>
+          <w:bCs/>
+        </w:rPr>
+        <w:t xml:space="preserve">trie</w:t>
+      </w:r>
+      <w:r>
+        <w:t xml:space="preserve"> </w:t>
+      </w:r>
+      <w:r>
+        <w:t xml:space="preserve">structure questions.</w:t>
+      </w:r>
+    </w:p>
+    <w:p>
+      <w:pPr>
+        <w:pStyle w:val="Compact"/>
+        <w:numPr>
+          <w:ilvl w:val="0"/>
+          <w:numId w:val="1030"/>
+        </w:numPr>
+      </w:pPr>
+      <w:r>
+        <w:rPr>
           <w:b/>
           <w:bCs/>
         </w:rPr>
@@ -6471,7 +7849,7 @@
         <w:pStyle w:val="Compact"/>
         <w:numPr>
           <w:ilvl w:val="0"/>
-          <w:numId w:val="1029"/>
+          <w:numId w:val="1030"/>
         </w:numPr>
       </w:pPr>
       <w:r>
@@ -6486,6 +7864,61 @@
       </w:r>
       <w:r>
         <w:t xml:space="preserve">conceptual MCQs on pattern matching and tries.</w:t>
+      </w:r>
+    </w:p>
+    <w:p>
+      <w:pPr>
+        <w:pStyle w:val="Compact"/>
+        <w:numPr>
+          <w:ilvl w:val="0"/>
+          <w:numId w:val="1030"/>
+        </w:numPr>
+      </w:pPr>
+      <w:r>
+        <w:rPr>
+          <w:b/>
+          <w:bCs/>
+        </w:rPr>
+        <w:t xml:space="preserve">Counting:</w:t>
+      </w:r>
+      <w:r>
+        <w:t xml:space="preserve"> </w:t>
+      </w:r>
+      <w:r>
+        <w:t xml:space="preserve">number of substrings</w:t>
+      </w:r>
+      <w:r>
+        <w:t xml:space="preserve"> </w:t>
+      </w:r>
+      <w:r>
+        <w:rPr>
+          <w:rStyle w:val="VerbatimChar"/>
+        </w:rPr>
+        <w:t xml:space="preserve">n(n+1)/2</w:t>
+      </w:r>
+      <w:r>
+        <w:t xml:space="preserve"> </w:t>
+      </w:r>
+      <w:r>
+        <w:t xml:space="preserve">vs subsequences</w:t>
+      </w:r>
+      <w:r>
+        <w:t xml:space="preserve"> </w:t>
+      </w:r>
+      <w:r>
+        <w:rPr>
+          <w:rStyle w:val="VerbatimChar"/>
+        </w:rPr>
+        <w:t xml:space="preserve">2ⁿ</w:t>
+      </w:r>
+      <w:r>
+        <w:t xml:space="preserve">; recognising</w:t>
+      </w:r>
+      <w:r>
+        <w:t xml:space="preserve"> </w:t>
+      </w:r>
+      <w:r>
+        <w:t xml:space="preserve">edit-distance/LCS as DP (not string matching) is a common conceptual trap.</w:t>
       </w:r>
     </w:p>
     <w:p>
@@ -6521,8 +7954,8 @@
         <w:t xml:space="preserve">slow pointers, cycle detection, reversal, LRU cache) — with visuals.</w:t>
       </w:r>
     </w:p>
-    <w:bookmarkEnd w:id="80"/>
-    <w:bookmarkEnd w:id="81"/>
+    <w:bookmarkEnd w:id="83"/>
+    <w:bookmarkEnd w:id="84"/>
     <w:sectPr>
       <w:footnotePr>
         <w:numRestart w:val="eachSect"/>
@@ -6834,6 +8267,9 @@
     <w:abstractNumId w:val="991"/>
   </w:num>
   <w:num w:numId="1004">
+    <w:abstractNumId w:val="991"/>
+  </w:num>
+  <w:num w:numId="1005">
     <w:abstractNumId w:val="99411"/>
     <w:lvlOverride w:ilvl="0">
       <w:startOverride w:val="1"/>
@@ -6863,9 +8299,6 @@
       <w:startOverride w:val="1"/>
     </w:lvlOverride>
   </w:num>
-  <w:num w:numId="1005">
-    <w:abstractNumId w:val="991"/>
-  </w:num>
   <w:num w:numId="1006">
     <w:abstractNumId w:val="991"/>
   </w:num>
@@ -6873,6 +8306,9 @@
     <w:abstractNumId w:val="991"/>
   </w:num>
   <w:num w:numId="1008">
+    <w:abstractNumId w:val="991"/>
+  </w:num>
+  <w:num w:numId="1009">
     <w:abstractNumId w:val="99411"/>
     <w:lvlOverride w:ilvl="0">
       <w:startOverride w:val="1"/>
@@ -6902,9 +8338,6 @@
       <w:startOverride w:val="1"/>
     </w:lvlOverride>
   </w:num>
-  <w:num w:numId="1009">
-    <w:abstractNumId w:val="991"/>
-  </w:num>
   <w:num w:numId="1010">
     <w:abstractNumId w:val="991"/>
   </w:num>
@@ -6912,6 +8345,9 @@
     <w:abstractNumId w:val="991"/>
   </w:num>
   <w:num w:numId="1012">
+    <w:abstractNumId w:val="991"/>
+  </w:num>
+  <w:num w:numId="1013">
     <w:abstractNumId w:val="99411"/>
     <w:lvlOverride w:ilvl="0">
       <w:startOverride w:val="1"/>
@@ -6941,10 +8377,10 @@
       <w:startOverride w:val="1"/>
     </w:lvlOverride>
   </w:num>
-  <w:num w:numId="1013">
+  <w:num w:numId="1014">
     <w:abstractNumId w:val="991"/>
   </w:num>
-  <w:num w:numId="1014">
+  <w:num w:numId="1015">
     <w:abstractNumId w:val="99411"/>
     <w:lvlOverride w:ilvl="0">
       <w:startOverride w:val="1"/>
@@ -6974,10 +8410,10 @@
       <w:startOverride w:val="1"/>
     </w:lvlOverride>
   </w:num>
-  <w:num w:numId="1015">
+  <w:num w:numId="1016">
     <w:abstractNumId w:val="991"/>
   </w:num>
-  <w:num w:numId="1016">
+  <w:num w:numId="1017">
     <w:abstractNumId w:val="99411"/>
     <w:lvlOverride w:ilvl="0">
       <w:startOverride w:val="1"/>
@@ -7007,10 +8443,10 @@
       <w:startOverride w:val="1"/>
     </w:lvlOverride>
   </w:num>
-  <w:num w:numId="1017">
+  <w:num w:numId="1018">
     <w:abstractNumId w:val="991"/>
   </w:num>
-  <w:num w:numId="1018">
+  <w:num w:numId="1019">
     <w:abstractNumId w:val="99411"/>
     <w:lvlOverride w:ilvl="0">
       <w:startOverride w:val="1"/>
@@ -7040,10 +8476,10 @@
       <w:startOverride w:val="1"/>
     </w:lvlOverride>
   </w:num>
-  <w:num w:numId="1019">
+  <w:num w:numId="1020">
     <w:abstractNumId w:val="991"/>
   </w:num>
-  <w:num w:numId="1020">
+  <w:num w:numId="1021">
     <w:abstractNumId w:val="99411"/>
     <w:lvlOverride w:ilvl="0">
       <w:startOverride w:val="1"/>
@@ -7073,13 +8509,13 @@
       <w:startOverride w:val="1"/>
     </w:lvlOverride>
   </w:num>
-  <w:num w:numId="1021">
-    <w:abstractNumId w:val="991"/>
-  </w:num>
   <w:num w:numId="1022">
     <w:abstractNumId w:val="991"/>
   </w:num>
   <w:num w:numId="1023">
+    <w:abstractNumId w:val="991"/>
+  </w:num>
+  <w:num w:numId="1024">
     <w:abstractNumId w:val="99411"/>
     <w:lvlOverride w:ilvl="0">
       <w:startOverride w:val="1"/>
@@ -7109,9 +8545,6 @@
       <w:startOverride w:val="1"/>
     </w:lvlOverride>
   </w:num>
-  <w:num w:numId="1024">
-    <w:abstractNumId w:val="991"/>
-  </w:num>
   <w:num w:numId="1025">
     <w:abstractNumId w:val="991"/>
   </w:num>
@@ -7122,6 +8555,9 @@
     <w:abstractNumId w:val="991"/>
   </w:num>
   <w:num w:numId="1028">
+    <w:abstractNumId w:val="991"/>
+  </w:num>
+  <w:num w:numId="1029">
     <w:abstractNumId w:val="99411"/>
     <w:lvlOverride w:ilvl="0">
       <w:startOverride w:val="1"/>
@@ -7151,7 +8587,7 @@
       <w:startOverride w:val="1"/>
     </w:lvlOverride>
   </w:num>
-  <w:num w:numId="1029">
+  <w:num w:numId="1030">
     <w:abstractNumId w:val="991"/>
   </w:num>
 </w:numbering>

--- a/SITP/DSA-Notes/M03_Strings.docx
+++ b/SITP/DSA-Notes/M03_Strings.docx
@@ -9129,24 +9129,34 @@
   <w:style w:default="1" w:styleId="Table" w:type="table">
     <w:name w:val="Table"/>
     <w:basedOn w:val="TableNormal"/>
-    <w:semiHidden/>
-    <w:unhideWhenUsed/>
     <w:qFormat/>
     <w:tblPr>
       <w:tblInd w:type="dxa" w:w="0"/>
+      <w:tblBorders>
+        <w:top w:color="808080" w:space="0" w:sz="4" w:val="single"/>
+        <w:left w:color="808080" w:space="0" w:sz="4" w:val="single"/>
+        <w:bottom w:color="808080" w:space="0" w:sz="4" w:val="single"/>
+        <w:right w:color="808080" w:space="0" w:sz="4" w:val="single"/>
+        <w:insideH w:color="BFBFBF" w:space="0" w:sz="4" w:val="single"/>
+        <w:insideV w:color="BFBFBF" w:space="0" w:sz="4" w:val="single"/>
+      </w:tblBorders>
       <w:tblCellMar>
-        <w:top w:type="dxa" w:w="0"/>
+        <w:top w:type="dxa" w:w="40"/>
         <w:left w:type="dxa" w:w="108"/>
-        <w:bottom w:type="dxa" w:w="0"/>
+        <w:bottom w:type="dxa" w:w="40"/>
         <w:right w:type="dxa" w:w="108"/>
       </w:tblCellMar>
     </w:tblPr>
     <w:tblStylePr w:type="firstRow">
+      <w:rPr>
+        <w:b/>
+      </w:rPr>
       <w:tcPr>
+        <w:shd w:color="auto" w:fill="DDEBF7" w:val="clear"/>
         <w:tcBorders>
-          <w:bottom w:val="single"/>
+          <w:bottom w:color="1F4E78" w:space="0" w:sz="8" w:val="single"/>
         </w:tcBorders>
-        <w:vAlign w:val="bottom"/>
+        <w:vAlign w:val="center"/>
       </w:tcPr>
     </w:tblStylePr>
   </w:style>
